--- a/docs/reference-forms/output/TAI-FORM-RP-09-blank.docx
+++ b/docs/reference-forms/output/TAI-FORM-RP-09-blank.docx
@@ -51,7 +51,7 @@
                 <w:sz w:val="32"/>
                 <w:szCs w:val="32"/>
               </w:rPr>
-              <w:t xml:space="preserve">설비 윤활·오일 교체 기록부</w:t>
+              <w:t xml:space="preserve">시설관리 일일 운영일지</w:t>
             </w:r>
           </w:p>
         </w:tc>
@@ -146,7 +146,7 @@
                 <w:sz w:val="20"/>
                 <w:szCs w:val="20"/>
               </w:rPr>
-              <w:t xml:space="preserve">설비명/번호: </w:t>
+              <w:t xml:space="preserve">날짜: </w:t>
             </w:r>
           </w:p>
         </w:tc>
@@ -243,11 +243,11 @@
         <w:tblLayout w:type="fixed"/>
       </w:tblPr>
       <w:tblGrid>
-        <w:gridCol w:w="1247"/>
-        <w:gridCol w:w="2834"/>
-        <w:gridCol w:w="1700"/>
-        <w:gridCol w:w="1700"/>
-        <w:gridCol w:w="2154"/>
+        <w:gridCol w:w="566"/>
+        <w:gridCol w:w="3061"/>
+        <w:gridCol w:w="1814"/>
+        <w:gridCol w:w="1927"/>
+        <w:gridCol w:w="2267"/>
       </w:tblGrid>
       <w:tr>
         <w:trPr>
@@ -256,7 +256,7 @@
         </w:trPr>
         <w:tc>
           <w:tcPr>
-            <w:tcW w:type="dxa" w:w="1247"/>
+            <w:tcW w:type="dxa" w:w="566"/>
             <w:tcBorders>
               <w:top w:val="single" w:color="000000" w:sz="4"/>
               <w:left w:val="single" w:color="000000" w:sz="4"/>
@@ -284,13 +284,13 @@
                 <w:sz w:val="20"/>
                 <w:szCs w:val="20"/>
               </w:rPr>
-              <w:t xml:space="preserve">교체일</w:t>
-            </w:r>
-          </w:p>
-        </w:tc>
-        <w:tc>
-          <w:tcPr>
-            <w:tcW w:type="dxa" w:w="2834"/>
+              <w:t xml:space="preserve">번호</w:t>
+            </w:r>
+          </w:p>
+        </w:tc>
+        <w:tc>
+          <w:tcPr>
+            <w:tcW w:type="dxa" w:w="3061"/>
             <w:tcBorders>
               <w:top w:val="single" w:color="000000" w:sz="4"/>
               <w:left w:val="single" w:color="000000" w:sz="4"/>
@@ -318,13 +318,13 @@
                 <w:sz w:val="20"/>
                 <w:szCs w:val="20"/>
               </w:rPr>
-              <w:t xml:space="preserve">설비명/부위</w:t>
-            </w:r>
-          </w:p>
-        </w:tc>
-        <w:tc>
-          <w:tcPr>
-            <w:tcW w:type="dxa" w:w="1700"/>
+              <w:t xml:space="preserve">설비/구역</w:t>
+            </w:r>
+          </w:p>
+        </w:tc>
+        <w:tc>
+          <w:tcPr>
+            <w:tcW w:type="dxa" w:w="1814"/>
             <w:tcBorders>
               <w:top w:val="single" w:color="000000" w:sz="4"/>
               <w:left w:val="single" w:color="000000" w:sz="4"/>
@@ -352,13 +352,13 @@
                 <w:sz w:val="20"/>
                 <w:szCs w:val="20"/>
               </w:rPr>
-              <w:t xml:space="preserve">오일 종류(입력)</w:t>
-            </w:r>
-          </w:p>
-        </w:tc>
-        <w:tc>
-          <w:tcPr>
-            <w:tcW w:type="dxa" w:w="1700"/>
+              <w:t xml:space="preserve">상태(입력)</w:t>
+            </w:r>
+          </w:p>
+        </w:tc>
+        <w:tc>
+          <w:tcPr>
+            <w:tcW w:type="dxa" w:w="1927"/>
             <w:tcBorders>
               <w:top w:val="single" w:color="000000" w:sz="4"/>
               <w:left w:val="single" w:color="000000" w:sz="4"/>
@@ -386,13 +386,13 @@
                 <w:sz w:val="20"/>
                 <w:szCs w:val="20"/>
               </w:rPr>
-              <w:t xml:space="preserve">교체량(입력)</w:t>
-            </w:r>
-          </w:p>
-        </w:tc>
-        <w:tc>
-          <w:tcPr>
-            <w:tcW w:type="dxa" w:w="2154"/>
+              <w:t xml:space="preserve">경보 이력(입력)</w:t>
+            </w:r>
+          </w:p>
+        </w:tc>
+        <w:tc>
+          <w:tcPr>
+            <w:tcW w:type="dxa" w:w="2267"/>
             <w:tcBorders>
               <w:top w:val="single" w:color="000000" w:sz="4"/>
               <w:left w:val="single" w:color="000000" w:sz="4"/>
@@ -420,7 +420,7 @@
                 <w:sz w:val="20"/>
                 <w:szCs w:val="20"/>
               </w:rPr>
-              <w:t xml:space="preserve">차기 교체예정일/담당자(입력)</w:t>
+              <w:t xml:space="preserve">조치 사항(입력)</w:t>
             </w:r>
           </w:p>
         </w:tc>
@@ -431,135 +431,135 @@
         </w:trPr>
         <w:tc>
           <w:tcPr>
-            <w:tcW w:type="dxa" w:w="1247"/>
-            <w:tcBorders>
-              <w:top w:val="single" w:color="000000" w:sz="4"/>
-              <w:left w:val="single" w:color="000000" w:sz="4"/>
-              <w:bottom w:val="single" w:color="000000" w:sz="4"/>
-              <w:right w:val="single" w:color="000000" w:sz="4"/>
-            </w:tcBorders>
-            <w:shd w:fill="ffffff" w:color="auto" w:val="clear"/>
-            <w:tcMar>
-              <w:top w:type="dxa" w:w="170"/>
-              <w:left w:type="dxa" w:w="170"/>
-              <w:bottom w:type="dxa" w:w="170"/>
-              <w:right w:type="dxa" w:w="170"/>
-            </w:tcMar>
-            <w:vAlign w:val="center"/>
-          </w:tcPr>
-          <w:p>
-            <w:pPr>
-              <w:jc w:val="left"/>
-            </w:pPr>
-            <w:r>
-              <w:rPr>
-                <w:rFonts w:ascii="NanumGothic" w:cs="NanumGothic" w:eastAsia="NanumGothic" w:hAnsi="NanumGothic"/>
-                <w:sz w:val="20"/>
-                <w:szCs w:val="20"/>
-              </w:rPr>
-              <w:t xml:space="preserve"/>
-            </w:r>
-          </w:p>
-        </w:tc>
-        <w:tc>
-          <w:tcPr>
-            <w:tcW w:type="dxa" w:w="2834"/>
-            <w:tcBorders>
-              <w:top w:val="single" w:color="000000" w:sz="4"/>
-              <w:left w:val="single" w:color="000000" w:sz="4"/>
-              <w:bottom w:val="single" w:color="000000" w:sz="4"/>
-              <w:right w:val="single" w:color="000000" w:sz="4"/>
-            </w:tcBorders>
-            <w:shd w:fill="ffffff" w:color="auto" w:val="clear"/>
-            <w:tcMar>
-              <w:top w:type="dxa" w:w="170"/>
-              <w:left w:type="dxa" w:w="170"/>
-              <w:bottom w:type="dxa" w:w="170"/>
-              <w:right w:type="dxa" w:w="170"/>
-            </w:tcMar>
-            <w:vAlign w:val="center"/>
-          </w:tcPr>
-          <w:p>
-            <w:pPr>
-              <w:jc w:val="left"/>
-            </w:pPr>
-            <w:r>
-              <w:rPr>
-                <w:rFonts w:ascii="NanumGothic" w:cs="NanumGothic" w:eastAsia="NanumGothic" w:hAnsi="NanumGothic"/>
-                <w:sz w:val="20"/>
-                <w:szCs w:val="20"/>
-              </w:rPr>
-              <w:t xml:space="preserve"/>
-            </w:r>
-          </w:p>
-        </w:tc>
-        <w:tc>
-          <w:tcPr>
-            <w:tcW w:type="dxa" w:w="1700"/>
-            <w:tcBorders>
-              <w:top w:val="single" w:color="000000" w:sz="4"/>
-              <w:left w:val="single" w:color="000000" w:sz="4"/>
-              <w:bottom w:val="single" w:color="000000" w:sz="4"/>
-              <w:right w:val="single" w:color="000000" w:sz="4"/>
-            </w:tcBorders>
-            <w:shd w:fill="ffffff" w:color="auto" w:val="clear"/>
-            <w:tcMar>
-              <w:top w:type="dxa" w:w="170"/>
-              <w:left w:type="dxa" w:w="170"/>
-              <w:bottom w:type="dxa" w:w="170"/>
-              <w:right w:type="dxa" w:w="170"/>
-            </w:tcMar>
-            <w:vAlign w:val="center"/>
-          </w:tcPr>
-          <w:p>
-            <w:pPr>
-              <w:jc w:val="left"/>
-            </w:pPr>
-            <w:r>
-              <w:rPr>
-                <w:rFonts w:ascii="NanumGothic" w:cs="NanumGothic" w:eastAsia="NanumGothic" w:hAnsi="NanumGothic"/>
-                <w:sz w:val="20"/>
-                <w:szCs w:val="20"/>
-              </w:rPr>
-              <w:t xml:space="preserve"/>
-            </w:r>
-          </w:p>
-        </w:tc>
-        <w:tc>
-          <w:tcPr>
-            <w:tcW w:type="dxa" w:w="1700"/>
-            <w:tcBorders>
-              <w:top w:val="single" w:color="000000" w:sz="4"/>
-              <w:left w:val="single" w:color="000000" w:sz="4"/>
-              <w:bottom w:val="single" w:color="000000" w:sz="4"/>
-              <w:right w:val="single" w:color="000000" w:sz="4"/>
-            </w:tcBorders>
-            <w:shd w:fill="ffffff" w:color="auto" w:val="clear"/>
-            <w:tcMar>
-              <w:top w:type="dxa" w:w="170"/>
-              <w:left w:type="dxa" w:w="170"/>
-              <w:bottom w:type="dxa" w:w="170"/>
-              <w:right w:type="dxa" w:w="170"/>
-            </w:tcMar>
-            <w:vAlign w:val="center"/>
-          </w:tcPr>
-          <w:p>
-            <w:pPr>
-              <w:jc w:val="left"/>
-            </w:pPr>
-            <w:r>
-              <w:rPr>
-                <w:rFonts w:ascii="NanumGothic" w:cs="NanumGothic" w:eastAsia="NanumGothic" w:hAnsi="NanumGothic"/>
-                <w:sz w:val="20"/>
-                <w:szCs w:val="20"/>
-              </w:rPr>
-              <w:t xml:space="preserve"/>
-            </w:r>
-          </w:p>
-        </w:tc>
-        <w:tc>
-          <w:tcPr>
-            <w:tcW w:type="dxa" w:w="2154"/>
+            <w:tcW w:type="dxa" w:w="566"/>
+            <w:tcBorders>
+              <w:top w:val="single" w:color="000000" w:sz="4"/>
+              <w:left w:val="single" w:color="000000" w:sz="4"/>
+              <w:bottom w:val="single" w:color="000000" w:sz="4"/>
+              <w:right w:val="single" w:color="000000" w:sz="4"/>
+            </w:tcBorders>
+            <w:shd w:fill="ffffff" w:color="auto" w:val="clear"/>
+            <w:tcMar>
+              <w:top w:type="dxa" w:w="170"/>
+              <w:left w:type="dxa" w:w="170"/>
+              <w:bottom w:type="dxa" w:w="170"/>
+              <w:right w:type="dxa" w:w="170"/>
+            </w:tcMar>
+            <w:vAlign w:val="center"/>
+          </w:tcPr>
+          <w:p>
+            <w:pPr>
+              <w:jc w:val="left"/>
+            </w:pPr>
+            <w:r>
+              <w:rPr>
+                <w:rFonts w:ascii="NanumGothic" w:cs="NanumGothic" w:eastAsia="NanumGothic" w:hAnsi="NanumGothic"/>
+                <w:sz w:val="20"/>
+                <w:szCs w:val="20"/>
+              </w:rPr>
+              <w:t xml:space="preserve"/>
+            </w:r>
+          </w:p>
+        </w:tc>
+        <w:tc>
+          <w:tcPr>
+            <w:tcW w:type="dxa" w:w="3061"/>
+            <w:tcBorders>
+              <w:top w:val="single" w:color="000000" w:sz="4"/>
+              <w:left w:val="single" w:color="000000" w:sz="4"/>
+              <w:bottom w:val="single" w:color="000000" w:sz="4"/>
+              <w:right w:val="single" w:color="000000" w:sz="4"/>
+            </w:tcBorders>
+            <w:shd w:fill="ffffff" w:color="auto" w:val="clear"/>
+            <w:tcMar>
+              <w:top w:type="dxa" w:w="170"/>
+              <w:left w:type="dxa" w:w="170"/>
+              <w:bottom w:type="dxa" w:w="170"/>
+              <w:right w:type="dxa" w:w="170"/>
+            </w:tcMar>
+            <w:vAlign w:val="center"/>
+          </w:tcPr>
+          <w:p>
+            <w:pPr>
+              <w:jc w:val="left"/>
+            </w:pPr>
+            <w:r>
+              <w:rPr>
+                <w:rFonts w:ascii="NanumGothic" w:cs="NanumGothic" w:eastAsia="NanumGothic" w:hAnsi="NanumGothic"/>
+                <w:sz w:val="20"/>
+                <w:szCs w:val="20"/>
+              </w:rPr>
+              <w:t xml:space="preserve"/>
+            </w:r>
+          </w:p>
+        </w:tc>
+        <w:tc>
+          <w:tcPr>
+            <w:tcW w:type="dxa" w:w="1814"/>
+            <w:tcBorders>
+              <w:top w:val="single" w:color="000000" w:sz="4"/>
+              <w:left w:val="single" w:color="000000" w:sz="4"/>
+              <w:bottom w:val="single" w:color="000000" w:sz="4"/>
+              <w:right w:val="single" w:color="000000" w:sz="4"/>
+            </w:tcBorders>
+            <w:shd w:fill="ffffff" w:color="auto" w:val="clear"/>
+            <w:tcMar>
+              <w:top w:type="dxa" w:w="170"/>
+              <w:left w:type="dxa" w:w="170"/>
+              <w:bottom w:type="dxa" w:w="170"/>
+              <w:right w:type="dxa" w:w="170"/>
+            </w:tcMar>
+            <w:vAlign w:val="center"/>
+          </w:tcPr>
+          <w:p>
+            <w:pPr>
+              <w:jc w:val="left"/>
+            </w:pPr>
+            <w:r>
+              <w:rPr>
+                <w:rFonts w:ascii="NanumGothic" w:cs="NanumGothic" w:eastAsia="NanumGothic" w:hAnsi="NanumGothic"/>
+                <w:sz w:val="20"/>
+                <w:szCs w:val="20"/>
+              </w:rPr>
+              <w:t xml:space="preserve"/>
+            </w:r>
+          </w:p>
+        </w:tc>
+        <w:tc>
+          <w:tcPr>
+            <w:tcW w:type="dxa" w:w="1927"/>
+            <w:tcBorders>
+              <w:top w:val="single" w:color="000000" w:sz="4"/>
+              <w:left w:val="single" w:color="000000" w:sz="4"/>
+              <w:bottom w:val="single" w:color="000000" w:sz="4"/>
+              <w:right w:val="single" w:color="000000" w:sz="4"/>
+            </w:tcBorders>
+            <w:shd w:fill="ffffff" w:color="auto" w:val="clear"/>
+            <w:tcMar>
+              <w:top w:type="dxa" w:w="170"/>
+              <w:left w:type="dxa" w:w="170"/>
+              <w:bottom w:type="dxa" w:w="170"/>
+              <w:right w:type="dxa" w:w="170"/>
+            </w:tcMar>
+            <w:vAlign w:val="center"/>
+          </w:tcPr>
+          <w:p>
+            <w:pPr>
+              <w:jc w:val="left"/>
+            </w:pPr>
+            <w:r>
+              <w:rPr>
+                <w:rFonts w:ascii="NanumGothic" w:cs="NanumGothic" w:eastAsia="NanumGothic" w:hAnsi="NanumGothic"/>
+                <w:sz w:val="20"/>
+                <w:szCs w:val="20"/>
+              </w:rPr>
+              <w:t xml:space="preserve"/>
+            </w:r>
+          </w:p>
+        </w:tc>
+        <w:tc>
+          <w:tcPr>
+            <w:tcW w:type="dxa" w:w="2267"/>
             <w:tcBorders>
               <w:top w:val="single" w:color="000000" w:sz="4"/>
               <w:left w:val="single" w:color="000000" w:sz="4"/>
@@ -596,7 +596,7 @@
         </w:trPr>
         <w:tc>
           <w:tcPr>
-            <w:tcW w:type="dxa" w:w="1247"/>
+            <w:tcW w:type="dxa" w:w="566"/>
             <w:tcBorders>
               <w:top w:val="single" w:color="000000" w:sz="4"/>
               <w:left w:val="single" w:color="000000" w:sz="4"/>
@@ -628,7 +628,7 @@
         </w:tc>
         <w:tc>
           <w:tcPr>
-            <w:tcW w:type="dxa" w:w="2834"/>
+            <w:tcW w:type="dxa" w:w="3061"/>
             <w:tcBorders>
               <w:top w:val="single" w:color="000000" w:sz="4"/>
               <w:left w:val="single" w:color="000000" w:sz="4"/>
@@ -660,7 +660,7 @@
         </w:tc>
         <w:tc>
           <w:tcPr>
-            <w:tcW w:type="dxa" w:w="1700"/>
+            <w:tcW w:type="dxa" w:w="1814"/>
             <w:tcBorders>
               <w:top w:val="single" w:color="000000" w:sz="4"/>
               <w:left w:val="single" w:color="000000" w:sz="4"/>
@@ -692,7 +692,7 @@
         </w:tc>
         <w:tc>
           <w:tcPr>
-            <w:tcW w:type="dxa" w:w="1700"/>
+            <w:tcW w:type="dxa" w:w="1927"/>
             <w:tcBorders>
               <w:top w:val="single" w:color="000000" w:sz="4"/>
               <w:left w:val="single" w:color="000000" w:sz="4"/>
@@ -724,7 +724,7 @@
         </w:tc>
         <w:tc>
           <w:tcPr>
-            <w:tcW w:type="dxa" w:w="2154"/>
+            <w:tcW w:type="dxa" w:w="2267"/>
             <w:tcBorders>
               <w:top w:val="single" w:color="000000" w:sz="4"/>
               <w:left w:val="single" w:color="000000" w:sz="4"/>
@@ -761,135 +761,135 @@
         </w:trPr>
         <w:tc>
           <w:tcPr>
-            <w:tcW w:type="dxa" w:w="1247"/>
-            <w:tcBorders>
-              <w:top w:val="single" w:color="000000" w:sz="4"/>
-              <w:left w:val="single" w:color="000000" w:sz="4"/>
-              <w:bottom w:val="single" w:color="000000" w:sz="4"/>
-              <w:right w:val="single" w:color="000000" w:sz="4"/>
-            </w:tcBorders>
-            <w:shd w:fill="ffffff" w:color="auto" w:val="clear"/>
-            <w:tcMar>
-              <w:top w:type="dxa" w:w="170"/>
-              <w:left w:type="dxa" w:w="170"/>
-              <w:bottom w:type="dxa" w:w="170"/>
-              <w:right w:type="dxa" w:w="170"/>
-            </w:tcMar>
-            <w:vAlign w:val="center"/>
-          </w:tcPr>
-          <w:p>
-            <w:pPr>
-              <w:jc w:val="left"/>
-            </w:pPr>
-            <w:r>
-              <w:rPr>
-                <w:rFonts w:ascii="NanumGothic" w:cs="NanumGothic" w:eastAsia="NanumGothic" w:hAnsi="NanumGothic"/>
-                <w:sz w:val="20"/>
-                <w:szCs w:val="20"/>
-              </w:rPr>
-              <w:t xml:space="preserve"/>
-            </w:r>
-          </w:p>
-        </w:tc>
-        <w:tc>
-          <w:tcPr>
-            <w:tcW w:type="dxa" w:w="2834"/>
-            <w:tcBorders>
-              <w:top w:val="single" w:color="000000" w:sz="4"/>
-              <w:left w:val="single" w:color="000000" w:sz="4"/>
-              <w:bottom w:val="single" w:color="000000" w:sz="4"/>
-              <w:right w:val="single" w:color="000000" w:sz="4"/>
-            </w:tcBorders>
-            <w:shd w:fill="ffffff" w:color="auto" w:val="clear"/>
-            <w:tcMar>
-              <w:top w:type="dxa" w:w="170"/>
-              <w:left w:type="dxa" w:w="170"/>
-              <w:bottom w:type="dxa" w:w="170"/>
-              <w:right w:type="dxa" w:w="170"/>
-            </w:tcMar>
-            <w:vAlign w:val="center"/>
-          </w:tcPr>
-          <w:p>
-            <w:pPr>
-              <w:jc w:val="left"/>
-            </w:pPr>
-            <w:r>
-              <w:rPr>
-                <w:rFonts w:ascii="NanumGothic" w:cs="NanumGothic" w:eastAsia="NanumGothic" w:hAnsi="NanumGothic"/>
-                <w:sz w:val="20"/>
-                <w:szCs w:val="20"/>
-              </w:rPr>
-              <w:t xml:space="preserve"/>
-            </w:r>
-          </w:p>
-        </w:tc>
-        <w:tc>
-          <w:tcPr>
-            <w:tcW w:type="dxa" w:w="1700"/>
-            <w:tcBorders>
-              <w:top w:val="single" w:color="000000" w:sz="4"/>
-              <w:left w:val="single" w:color="000000" w:sz="4"/>
-              <w:bottom w:val="single" w:color="000000" w:sz="4"/>
-              <w:right w:val="single" w:color="000000" w:sz="4"/>
-            </w:tcBorders>
-            <w:shd w:fill="ffffff" w:color="auto" w:val="clear"/>
-            <w:tcMar>
-              <w:top w:type="dxa" w:w="170"/>
-              <w:left w:type="dxa" w:w="170"/>
-              <w:bottom w:type="dxa" w:w="170"/>
-              <w:right w:type="dxa" w:w="170"/>
-            </w:tcMar>
-            <w:vAlign w:val="center"/>
-          </w:tcPr>
-          <w:p>
-            <w:pPr>
-              <w:jc w:val="left"/>
-            </w:pPr>
-            <w:r>
-              <w:rPr>
-                <w:rFonts w:ascii="NanumGothic" w:cs="NanumGothic" w:eastAsia="NanumGothic" w:hAnsi="NanumGothic"/>
-                <w:sz w:val="20"/>
-                <w:szCs w:val="20"/>
-              </w:rPr>
-              <w:t xml:space="preserve"/>
-            </w:r>
-          </w:p>
-        </w:tc>
-        <w:tc>
-          <w:tcPr>
-            <w:tcW w:type="dxa" w:w="1700"/>
-            <w:tcBorders>
-              <w:top w:val="single" w:color="000000" w:sz="4"/>
-              <w:left w:val="single" w:color="000000" w:sz="4"/>
-              <w:bottom w:val="single" w:color="000000" w:sz="4"/>
-              <w:right w:val="single" w:color="000000" w:sz="4"/>
-            </w:tcBorders>
-            <w:shd w:fill="ffffff" w:color="auto" w:val="clear"/>
-            <w:tcMar>
-              <w:top w:type="dxa" w:w="170"/>
-              <w:left w:type="dxa" w:w="170"/>
-              <w:bottom w:type="dxa" w:w="170"/>
-              <w:right w:type="dxa" w:w="170"/>
-            </w:tcMar>
-            <w:vAlign w:val="center"/>
-          </w:tcPr>
-          <w:p>
-            <w:pPr>
-              <w:jc w:val="left"/>
-            </w:pPr>
-            <w:r>
-              <w:rPr>
-                <w:rFonts w:ascii="NanumGothic" w:cs="NanumGothic" w:eastAsia="NanumGothic" w:hAnsi="NanumGothic"/>
-                <w:sz w:val="20"/>
-                <w:szCs w:val="20"/>
-              </w:rPr>
-              <w:t xml:space="preserve"/>
-            </w:r>
-          </w:p>
-        </w:tc>
-        <w:tc>
-          <w:tcPr>
-            <w:tcW w:type="dxa" w:w="2154"/>
+            <w:tcW w:type="dxa" w:w="566"/>
+            <w:tcBorders>
+              <w:top w:val="single" w:color="000000" w:sz="4"/>
+              <w:left w:val="single" w:color="000000" w:sz="4"/>
+              <w:bottom w:val="single" w:color="000000" w:sz="4"/>
+              <w:right w:val="single" w:color="000000" w:sz="4"/>
+            </w:tcBorders>
+            <w:shd w:fill="ffffff" w:color="auto" w:val="clear"/>
+            <w:tcMar>
+              <w:top w:type="dxa" w:w="170"/>
+              <w:left w:type="dxa" w:w="170"/>
+              <w:bottom w:type="dxa" w:w="170"/>
+              <w:right w:type="dxa" w:w="170"/>
+            </w:tcMar>
+            <w:vAlign w:val="center"/>
+          </w:tcPr>
+          <w:p>
+            <w:pPr>
+              <w:jc w:val="left"/>
+            </w:pPr>
+            <w:r>
+              <w:rPr>
+                <w:rFonts w:ascii="NanumGothic" w:cs="NanumGothic" w:eastAsia="NanumGothic" w:hAnsi="NanumGothic"/>
+                <w:sz w:val="20"/>
+                <w:szCs w:val="20"/>
+              </w:rPr>
+              <w:t xml:space="preserve"/>
+            </w:r>
+          </w:p>
+        </w:tc>
+        <w:tc>
+          <w:tcPr>
+            <w:tcW w:type="dxa" w:w="3061"/>
+            <w:tcBorders>
+              <w:top w:val="single" w:color="000000" w:sz="4"/>
+              <w:left w:val="single" w:color="000000" w:sz="4"/>
+              <w:bottom w:val="single" w:color="000000" w:sz="4"/>
+              <w:right w:val="single" w:color="000000" w:sz="4"/>
+            </w:tcBorders>
+            <w:shd w:fill="ffffff" w:color="auto" w:val="clear"/>
+            <w:tcMar>
+              <w:top w:type="dxa" w:w="170"/>
+              <w:left w:type="dxa" w:w="170"/>
+              <w:bottom w:type="dxa" w:w="170"/>
+              <w:right w:type="dxa" w:w="170"/>
+            </w:tcMar>
+            <w:vAlign w:val="center"/>
+          </w:tcPr>
+          <w:p>
+            <w:pPr>
+              <w:jc w:val="left"/>
+            </w:pPr>
+            <w:r>
+              <w:rPr>
+                <w:rFonts w:ascii="NanumGothic" w:cs="NanumGothic" w:eastAsia="NanumGothic" w:hAnsi="NanumGothic"/>
+                <w:sz w:val="20"/>
+                <w:szCs w:val="20"/>
+              </w:rPr>
+              <w:t xml:space="preserve"/>
+            </w:r>
+          </w:p>
+        </w:tc>
+        <w:tc>
+          <w:tcPr>
+            <w:tcW w:type="dxa" w:w="1814"/>
+            <w:tcBorders>
+              <w:top w:val="single" w:color="000000" w:sz="4"/>
+              <w:left w:val="single" w:color="000000" w:sz="4"/>
+              <w:bottom w:val="single" w:color="000000" w:sz="4"/>
+              <w:right w:val="single" w:color="000000" w:sz="4"/>
+            </w:tcBorders>
+            <w:shd w:fill="ffffff" w:color="auto" w:val="clear"/>
+            <w:tcMar>
+              <w:top w:type="dxa" w:w="170"/>
+              <w:left w:type="dxa" w:w="170"/>
+              <w:bottom w:type="dxa" w:w="170"/>
+              <w:right w:type="dxa" w:w="170"/>
+            </w:tcMar>
+            <w:vAlign w:val="center"/>
+          </w:tcPr>
+          <w:p>
+            <w:pPr>
+              <w:jc w:val="left"/>
+            </w:pPr>
+            <w:r>
+              <w:rPr>
+                <w:rFonts w:ascii="NanumGothic" w:cs="NanumGothic" w:eastAsia="NanumGothic" w:hAnsi="NanumGothic"/>
+                <w:sz w:val="20"/>
+                <w:szCs w:val="20"/>
+              </w:rPr>
+              <w:t xml:space="preserve"/>
+            </w:r>
+          </w:p>
+        </w:tc>
+        <w:tc>
+          <w:tcPr>
+            <w:tcW w:type="dxa" w:w="1927"/>
+            <w:tcBorders>
+              <w:top w:val="single" w:color="000000" w:sz="4"/>
+              <w:left w:val="single" w:color="000000" w:sz="4"/>
+              <w:bottom w:val="single" w:color="000000" w:sz="4"/>
+              <w:right w:val="single" w:color="000000" w:sz="4"/>
+            </w:tcBorders>
+            <w:shd w:fill="ffffff" w:color="auto" w:val="clear"/>
+            <w:tcMar>
+              <w:top w:type="dxa" w:w="170"/>
+              <w:left w:type="dxa" w:w="170"/>
+              <w:bottom w:type="dxa" w:w="170"/>
+              <w:right w:type="dxa" w:w="170"/>
+            </w:tcMar>
+            <w:vAlign w:val="center"/>
+          </w:tcPr>
+          <w:p>
+            <w:pPr>
+              <w:jc w:val="left"/>
+            </w:pPr>
+            <w:r>
+              <w:rPr>
+                <w:rFonts w:ascii="NanumGothic" w:cs="NanumGothic" w:eastAsia="NanumGothic" w:hAnsi="NanumGothic"/>
+                <w:sz w:val="20"/>
+                <w:szCs w:val="20"/>
+              </w:rPr>
+              <w:t xml:space="preserve"/>
+            </w:r>
+          </w:p>
+        </w:tc>
+        <w:tc>
+          <w:tcPr>
+            <w:tcW w:type="dxa" w:w="2267"/>
             <w:tcBorders>
               <w:top w:val="single" w:color="000000" w:sz="4"/>
               <w:left w:val="single" w:color="000000" w:sz="4"/>
@@ -926,7 +926,7 @@
         </w:trPr>
         <w:tc>
           <w:tcPr>
-            <w:tcW w:type="dxa" w:w="1247"/>
+            <w:tcW w:type="dxa" w:w="566"/>
             <w:tcBorders>
               <w:top w:val="single" w:color="000000" w:sz="4"/>
               <w:left w:val="single" w:color="000000" w:sz="4"/>
@@ -958,7 +958,7 @@
         </w:tc>
         <w:tc>
           <w:tcPr>
-            <w:tcW w:type="dxa" w:w="2834"/>
+            <w:tcW w:type="dxa" w:w="3061"/>
             <w:tcBorders>
               <w:top w:val="single" w:color="000000" w:sz="4"/>
               <w:left w:val="single" w:color="000000" w:sz="4"/>
@@ -990,7 +990,7 @@
         </w:tc>
         <w:tc>
           <w:tcPr>
-            <w:tcW w:type="dxa" w:w="1700"/>
+            <w:tcW w:type="dxa" w:w="1814"/>
             <w:tcBorders>
               <w:top w:val="single" w:color="000000" w:sz="4"/>
               <w:left w:val="single" w:color="000000" w:sz="4"/>
@@ -1022,7 +1022,7 @@
         </w:tc>
         <w:tc>
           <w:tcPr>
-            <w:tcW w:type="dxa" w:w="1700"/>
+            <w:tcW w:type="dxa" w:w="1927"/>
             <w:tcBorders>
               <w:top w:val="single" w:color="000000" w:sz="4"/>
               <w:left w:val="single" w:color="000000" w:sz="4"/>
@@ -1054,7 +1054,7 @@
         </w:tc>
         <w:tc>
           <w:tcPr>
-            <w:tcW w:type="dxa" w:w="2154"/>
+            <w:tcW w:type="dxa" w:w="2267"/>
             <w:tcBorders>
               <w:top w:val="single" w:color="000000" w:sz="4"/>
               <w:left w:val="single" w:color="000000" w:sz="4"/>
@@ -1091,135 +1091,135 @@
         </w:trPr>
         <w:tc>
           <w:tcPr>
-            <w:tcW w:type="dxa" w:w="1247"/>
-            <w:tcBorders>
-              <w:top w:val="single" w:color="000000" w:sz="4"/>
-              <w:left w:val="single" w:color="000000" w:sz="4"/>
-              <w:bottom w:val="single" w:color="000000" w:sz="4"/>
-              <w:right w:val="single" w:color="000000" w:sz="4"/>
-            </w:tcBorders>
-            <w:shd w:fill="ffffff" w:color="auto" w:val="clear"/>
-            <w:tcMar>
-              <w:top w:type="dxa" w:w="170"/>
-              <w:left w:type="dxa" w:w="170"/>
-              <w:bottom w:type="dxa" w:w="170"/>
-              <w:right w:type="dxa" w:w="170"/>
-            </w:tcMar>
-            <w:vAlign w:val="center"/>
-          </w:tcPr>
-          <w:p>
-            <w:pPr>
-              <w:jc w:val="left"/>
-            </w:pPr>
-            <w:r>
-              <w:rPr>
-                <w:rFonts w:ascii="NanumGothic" w:cs="NanumGothic" w:eastAsia="NanumGothic" w:hAnsi="NanumGothic"/>
-                <w:sz w:val="20"/>
-                <w:szCs w:val="20"/>
-              </w:rPr>
-              <w:t xml:space="preserve"/>
-            </w:r>
-          </w:p>
-        </w:tc>
-        <w:tc>
-          <w:tcPr>
-            <w:tcW w:type="dxa" w:w="2834"/>
-            <w:tcBorders>
-              <w:top w:val="single" w:color="000000" w:sz="4"/>
-              <w:left w:val="single" w:color="000000" w:sz="4"/>
-              <w:bottom w:val="single" w:color="000000" w:sz="4"/>
-              <w:right w:val="single" w:color="000000" w:sz="4"/>
-            </w:tcBorders>
-            <w:shd w:fill="ffffff" w:color="auto" w:val="clear"/>
-            <w:tcMar>
-              <w:top w:type="dxa" w:w="170"/>
-              <w:left w:type="dxa" w:w="170"/>
-              <w:bottom w:type="dxa" w:w="170"/>
-              <w:right w:type="dxa" w:w="170"/>
-            </w:tcMar>
-            <w:vAlign w:val="center"/>
-          </w:tcPr>
-          <w:p>
-            <w:pPr>
-              <w:jc w:val="left"/>
-            </w:pPr>
-            <w:r>
-              <w:rPr>
-                <w:rFonts w:ascii="NanumGothic" w:cs="NanumGothic" w:eastAsia="NanumGothic" w:hAnsi="NanumGothic"/>
-                <w:sz w:val="20"/>
-                <w:szCs w:val="20"/>
-              </w:rPr>
-              <w:t xml:space="preserve"/>
-            </w:r>
-          </w:p>
-        </w:tc>
-        <w:tc>
-          <w:tcPr>
-            <w:tcW w:type="dxa" w:w="1700"/>
-            <w:tcBorders>
-              <w:top w:val="single" w:color="000000" w:sz="4"/>
-              <w:left w:val="single" w:color="000000" w:sz="4"/>
-              <w:bottom w:val="single" w:color="000000" w:sz="4"/>
-              <w:right w:val="single" w:color="000000" w:sz="4"/>
-            </w:tcBorders>
-            <w:shd w:fill="ffffff" w:color="auto" w:val="clear"/>
-            <w:tcMar>
-              <w:top w:type="dxa" w:w="170"/>
-              <w:left w:type="dxa" w:w="170"/>
-              <w:bottom w:type="dxa" w:w="170"/>
-              <w:right w:type="dxa" w:w="170"/>
-            </w:tcMar>
-            <w:vAlign w:val="center"/>
-          </w:tcPr>
-          <w:p>
-            <w:pPr>
-              <w:jc w:val="left"/>
-            </w:pPr>
-            <w:r>
-              <w:rPr>
-                <w:rFonts w:ascii="NanumGothic" w:cs="NanumGothic" w:eastAsia="NanumGothic" w:hAnsi="NanumGothic"/>
-                <w:sz w:val="20"/>
-                <w:szCs w:val="20"/>
-              </w:rPr>
-              <w:t xml:space="preserve"/>
-            </w:r>
-          </w:p>
-        </w:tc>
-        <w:tc>
-          <w:tcPr>
-            <w:tcW w:type="dxa" w:w="1700"/>
-            <w:tcBorders>
-              <w:top w:val="single" w:color="000000" w:sz="4"/>
-              <w:left w:val="single" w:color="000000" w:sz="4"/>
-              <w:bottom w:val="single" w:color="000000" w:sz="4"/>
-              <w:right w:val="single" w:color="000000" w:sz="4"/>
-            </w:tcBorders>
-            <w:shd w:fill="ffffff" w:color="auto" w:val="clear"/>
-            <w:tcMar>
-              <w:top w:type="dxa" w:w="170"/>
-              <w:left w:type="dxa" w:w="170"/>
-              <w:bottom w:type="dxa" w:w="170"/>
-              <w:right w:type="dxa" w:w="170"/>
-            </w:tcMar>
-            <w:vAlign w:val="center"/>
-          </w:tcPr>
-          <w:p>
-            <w:pPr>
-              <w:jc w:val="left"/>
-            </w:pPr>
-            <w:r>
-              <w:rPr>
-                <w:rFonts w:ascii="NanumGothic" w:cs="NanumGothic" w:eastAsia="NanumGothic" w:hAnsi="NanumGothic"/>
-                <w:sz w:val="20"/>
-                <w:szCs w:val="20"/>
-              </w:rPr>
-              <w:t xml:space="preserve"/>
-            </w:r>
-          </w:p>
-        </w:tc>
-        <w:tc>
-          <w:tcPr>
-            <w:tcW w:type="dxa" w:w="2154"/>
+            <w:tcW w:type="dxa" w:w="566"/>
+            <w:tcBorders>
+              <w:top w:val="single" w:color="000000" w:sz="4"/>
+              <w:left w:val="single" w:color="000000" w:sz="4"/>
+              <w:bottom w:val="single" w:color="000000" w:sz="4"/>
+              <w:right w:val="single" w:color="000000" w:sz="4"/>
+            </w:tcBorders>
+            <w:shd w:fill="ffffff" w:color="auto" w:val="clear"/>
+            <w:tcMar>
+              <w:top w:type="dxa" w:w="170"/>
+              <w:left w:type="dxa" w:w="170"/>
+              <w:bottom w:type="dxa" w:w="170"/>
+              <w:right w:type="dxa" w:w="170"/>
+            </w:tcMar>
+            <w:vAlign w:val="center"/>
+          </w:tcPr>
+          <w:p>
+            <w:pPr>
+              <w:jc w:val="left"/>
+            </w:pPr>
+            <w:r>
+              <w:rPr>
+                <w:rFonts w:ascii="NanumGothic" w:cs="NanumGothic" w:eastAsia="NanumGothic" w:hAnsi="NanumGothic"/>
+                <w:sz w:val="20"/>
+                <w:szCs w:val="20"/>
+              </w:rPr>
+              <w:t xml:space="preserve"/>
+            </w:r>
+          </w:p>
+        </w:tc>
+        <w:tc>
+          <w:tcPr>
+            <w:tcW w:type="dxa" w:w="3061"/>
+            <w:tcBorders>
+              <w:top w:val="single" w:color="000000" w:sz="4"/>
+              <w:left w:val="single" w:color="000000" w:sz="4"/>
+              <w:bottom w:val="single" w:color="000000" w:sz="4"/>
+              <w:right w:val="single" w:color="000000" w:sz="4"/>
+            </w:tcBorders>
+            <w:shd w:fill="ffffff" w:color="auto" w:val="clear"/>
+            <w:tcMar>
+              <w:top w:type="dxa" w:w="170"/>
+              <w:left w:type="dxa" w:w="170"/>
+              <w:bottom w:type="dxa" w:w="170"/>
+              <w:right w:type="dxa" w:w="170"/>
+            </w:tcMar>
+            <w:vAlign w:val="center"/>
+          </w:tcPr>
+          <w:p>
+            <w:pPr>
+              <w:jc w:val="left"/>
+            </w:pPr>
+            <w:r>
+              <w:rPr>
+                <w:rFonts w:ascii="NanumGothic" w:cs="NanumGothic" w:eastAsia="NanumGothic" w:hAnsi="NanumGothic"/>
+                <w:sz w:val="20"/>
+                <w:szCs w:val="20"/>
+              </w:rPr>
+              <w:t xml:space="preserve"/>
+            </w:r>
+          </w:p>
+        </w:tc>
+        <w:tc>
+          <w:tcPr>
+            <w:tcW w:type="dxa" w:w="1814"/>
+            <w:tcBorders>
+              <w:top w:val="single" w:color="000000" w:sz="4"/>
+              <w:left w:val="single" w:color="000000" w:sz="4"/>
+              <w:bottom w:val="single" w:color="000000" w:sz="4"/>
+              <w:right w:val="single" w:color="000000" w:sz="4"/>
+            </w:tcBorders>
+            <w:shd w:fill="ffffff" w:color="auto" w:val="clear"/>
+            <w:tcMar>
+              <w:top w:type="dxa" w:w="170"/>
+              <w:left w:type="dxa" w:w="170"/>
+              <w:bottom w:type="dxa" w:w="170"/>
+              <w:right w:type="dxa" w:w="170"/>
+            </w:tcMar>
+            <w:vAlign w:val="center"/>
+          </w:tcPr>
+          <w:p>
+            <w:pPr>
+              <w:jc w:val="left"/>
+            </w:pPr>
+            <w:r>
+              <w:rPr>
+                <w:rFonts w:ascii="NanumGothic" w:cs="NanumGothic" w:eastAsia="NanumGothic" w:hAnsi="NanumGothic"/>
+                <w:sz w:val="20"/>
+                <w:szCs w:val="20"/>
+              </w:rPr>
+              <w:t xml:space="preserve"/>
+            </w:r>
+          </w:p>
+        </w:tc>
+        <w:tc>
+          <w:tcPr>
+            <w:tcW w:type="dxa" w:w="1927"/>
+            <w:tcBorders>
+              <w:top w:val="single" w:color="000000" w:sz="4"/>
+              <w:left w:val="single" w:color="000000" w:sz="4"/>
+              <w:bottom w:val="single" w:color="000000" w:sz="4"/>
+              <w:right w:val="single" w:color="000000" w:sz="4"/>
+            </w:tcBorders>
+            <w:shd w:fill="ffffff" w:color="auto" w:val="clear"/>
+            <w:tcMar>
+              <w:top w:type="dxa" w:w="170"/>
+              <w:left w:type="dxa" w:w="170"/>
+              <w:bottom w:type="dxa" w:w="170"/>
+              <w:right w:type="dxa" w:w="170"/>
+            </w:tcMar>
+            <w:vAlign w:val="center"/>
+          </w:tcPr>
+          <w:p>
+            <w:pPr>
+              <w:jc w:val="left"/>
+            </w:pPr>
+            <w:r>
+              <w:rPr>
+                <w:rFonts w:ascii="NanumGothic" w:cs="NanumGothic" w:eastAsia="NanumGothic" w:hAnsi="NanumGothic"/>
+                <w:sz w:val="20"/>
+                <w:szCs w:val="20"/>
+              </w:rPr>
+              <w:t xml:space="preserve"/>
+            </w:r>
+          </w:p>
+        </w:tc>
+        <w:tc>
+          <w:tcPr>
+            <w:tcW w:type="dxa" w:w="2267"/>
             <w:tcBorders>
               <w:top w:val="single" w:color="000000" w:sz="4"/>
               <w:left w:val="single" w:color="000000" w:sz="4"/>
@@ -1256,7 +1256,7 @@
         </w:trPr>
         <w:tc>
           <w:tcPr>
-            <w:tcW w:type="dxa" w:w="1247"/>
+            <w:tcW w:type="dxa" w:w="566"/>
             <w:tcBorders>
               <w:top w:val="single" w:color="000000" w:sz="4"/>
               <w:left w:val="single" w:color="000000" w:sz="4"/>
@@ -1288,7 +1288,7 @@
         </w:tc>
         <w:tc>
           <w:tcPr>
-            <w:tcW w:type="dxa" w:w="2834"/>
+            <w:tcW w:type="dxa" w:w="3061"/>
             <w:tcBorders>
               <w:top w:val="single" w:color="000000" w:sz="4"/>
               <w:left w:val="single" w:color="000000" w:sz="4"/>
@@ -1320,7 +1320,7 @@
         </w:tc>
         <w:tc>
           <w:tcPr>
-            <w:tcW w:type="dxa" w:w="1700"/>
+            <w:tcW w:type="dxa" w:w="1814"/>
             <w:tcBorders>
               <w:top w:val="single" w:color="000000" w:sz="4"/>
               <w:left w:val="single" w:color="000000" w:sz="4"/>
@@ -1352,7 +1352,7 @@
         </w:tc>
         <w:tc>
           <w:tcPr>
-            <w:tcW w:type="dxa" w:w="1700"/>
+            <w:tcW w:type="dxa" w:w="1927"/>
             <w:tcBorders>
               <w:top w:val="single" w:color="000000" w:sz="4"/>
               <w:left w:val="single" w:color="000000" w:sz="4"/>
@@ -1384,7 +1384,7 @@
         </w:tc>
         <w:tc>
           <w:tcPr>
-            <w:tcW w:type="dxa" w:w="2154"/>
+            <w:tcW w:type="dxa" w:w="2267"/>
             <w:tcBorders>
               <w:top w:val="single" w:color="000000" w:sz="4"/>
               <w:left w:val="single" w:color="000000" w:sz="4"/>
@@ -1421,135 +1421,135 @@
         </w:trPr>
         <w:tc>
           <w:tcPr>
-            <w:tcW w:type="dxa" w:w="1247"/>
-            <w:tcBorders>
-              <w:top w:val="single" w:color="000000" w:sz="4"/>
-              <w:left w:val="single" w:color="000000" w:sz="4"/>
-              <w:bottom w:val="single" w:color="000000" w:sz="4"/>
-              <w:right w:val="single" w:color="000000" w:sz="4"/>
-            </w:tcBorders>
-            <w:shd w:fill="ffffff" w:color="auto" w:val="clear"/>
-            <w:tcMar>
-              <w:top w:type="dxa" w:w="170"/>
-              <w:left w:type="dxa" w:w="170"/>
-              <w:bottom w:type="dxa" w:w="170"/>
-              <w:right w:type="dxa" w:w="170"/>
-            </w:tcMar>
-            <w:vAlign w:val="center"/>
-          </w:tcPr>
-          <w:p>
-            <w:pPr>
-              <w:jc w:val="left"/>
-            </w:pPr>
-            <w:r>
-              <w:rPr>
-                <w:rFonts w:ascii="NanumGothic" w:cs="NanumGothic" w:eastAsia="NanumGothic" w:hAnsi="NanumGothic"/>
-                <w:sz w:val="20"/>
-                <w:szCs w:val="20"/>
-              </w:rPr>
-              <w:t xml:space="preserve"/>
-            </w:r>
-          </w:p>
-        </w:tc>
-        <w:tc>
-          <w:tcPr>
-            <w:tcW w:type="dxa" w:w="2834"/>
-            <w:tcBorders>
-              <w:top w:val="single" w:color="000000" w:sz="4"/>
-              <w:left w:val="single" w:color="000000" w:sz="4"/>
-              <w:bottom w:val="single" w:color="000000" w:sz="4"/>
-              <w:right w:val="single" w:color="000000" w:sz="4"/>
-            </w:tcBorders>
-            <w:shd w:fill="ffffff" w:color="auto" w:val="clear"/>
-            <w:tcMar>
-              <w:top w:type="dxa" w:w="170"/>
-              <w:left w:type="dxa" w:w="170"/>
-              <w:bottom w:type="dxa" w:w="170"/>
-              <w:right w:type="dxa" w:w="170"/>
-            </w:tcMar>
-            <w:vAlign w:val="center"/>
-          </w:tcPr>
-          <w:p>
-            <w:pPr>
-              <w:jc w:val="left"/>
-            </w:pPr>
-            <w:r>
-              <w:rPr>
-                <w:rFonts w:ascii="NanumGothic" w:cs="NanumGothic" w:eastAsia="NanumGothic" w:hAnsi="NanumGothic"/>
-                <w:sz w:val="20"/>
-                <w:szCs w:val="20"/>
-              </w:rPr>
-              <w:t xml:space="preserve"/>
-            </w:r>
-          </w:p>
-        </w:tc>
-        <w:tc>
-          <w:tcPr>
-            <w:tcW w:type="dxa" w:w="1700"/>
-            <w:tcBorders>
-              <w:top w:val="single" w:color="000000" w:sz="4"/>
-              <w:left w:val="single" w:color="000000" w:sz="4"/>
-              <w:bottom w:val="single" w:color="000000" w:sz="4"/>
-              <w:right w:val="single" w:color="000000" w:sz="4"/>
-            </w:tcBorders>
-            <w:shd w:fill="ffffff" w:color="auto" w:val="clear"/>
-            <w:tcMar>
-              <w:top w:type="dxa" w:w="170"/>
-              <w:left w:type="dxa" w:w="170"/>
-              <w:bottom w:type="dxa" w:w="170"/>
-              <w:right w:type="dxa" w:w="170"/>
-            </w:tcMar>
-            <w:vAlign w:val="center"/>
-          </w:tcPr>
-          <w:p>
-            <w:pPr>
-              <w:jc w:val="left"/>
-            </w:pPr>
-            <w:r>
-              <w:rPr>
-                <w:rFonts w:ascii="NanumGothic" w:cs="NanumGothic" w:eastAsia="NanumGothic" w:hAnsi="NanumGothic"/>
-                <w:sz w:val="20"/>
-                <w:szCs w:val="20"/>
-              </w:rPr>
-              <w:t xml:space="preserve"/>
-            </w:r>
-          </w:p>
-        </w:tc>
-        <w:tc>
-          <w:tcPr>
-            <w:tcW w:type="dxa" w:w="1700"/>
-            <w:tcBorders>
-              <w:top w:val="single" w:color="000000" w:sz="4"/>
-              <w:left w:val="single" w:color="000000" w:sz="4"/>
-              <w:bottom w:val="single" w:color="000000" w:sz="4"/>
-              <w:right w:val="single" w:color="000000" w:sz="4"/>
-            </w:tcBorders>
-            <w:shd w:fill="ffffff" w:color="auto" w:val="clear"/>
-            <w:tcMar>
-              <w:top w:type="dxa" w:w="170"/>
-              <w:left w:type="dxa" w:w="170"/>
-              <w:bottom w:type="dxa" w:w="170"/>
-              <w:right w:type="dxa" w:w="170"/>
-            </w:tcMar>
-            <w:vAlign w:val="center"/>
-          </w:tcPr>
-          <w:p>
-            <w:pPr>
-              <w:jc w:val="left"/>
-            </w:pPr>
-            <w:r>
-              <w:rPr>
-                <w:rFonts w:ascii="NanumGothic" w:cs="NanumGothic" w:eastAsia="NanumGothic" w:hAnsi="NanumGothic"/>
-                <w:sz w:val="20"/>
-                <w:szCs w:val="20"/>
-              </w:rPr>
-              <w:t xml:space="preserve"/>
-            </w:r>
-          </w:p>
-        </w:tc>
-        <w:tc>
-          <w:tcPr>
-            <w:tcW w:type="dxa" w:w="2154"/>
+            <w:tcW w:type="dxa" w:w="566"/>
+            <w:tcBorders>
+              <w:top w:val="single" w:color="000000" w:sz="4"/>
+              <w:left w:val="single" w:color="000000" w:sz="4"/>
+              <w:bottom w:val="single" w:color="000000" w:sz="4"/>
+              <w:right w:val="single" w:color="000000" w:sz="4"/>
+            </w:tcBorders>
+            <w:shd w:fill="ffffff" w:color="auto" w:val="clear"/>
+            <w:tcMar>
+              <w:top w:type="dxa" w:w="170"/>
+              <w:left w:type="dxa" w:w="170"/>
+              <w:bottom w:type="dxa" w:w="170"/>
+              <w:right w:type="dxa" w:w="170"/>
+            </w:tcMar>
+            <w:vAlign w:val="center"/>
+          </w:tcPr>
+          <w:p>
+            <w:pPr>
+              <w:jc w:val="left"/>
+            </w:pPr>
+            <w:r>
+              <w:rPr>
+                <w:rFonts w:ascii="NanumGothic" w:cs="NanumGothic" w:eastAsia="NanumGothic" w:hAnsi="NanumGothic"/>
+                <w:sz w:val="20"/>
+                <w:szCs w:val="20"/>
+              </w:rPr>
+              <w:t xml:space="preserve"/>
+            </w:r>
+          </w:p>
+        </w:tc>
+        <w:tc>
+          <w:tcPr>
+            <w:tcW w:type="dxa" w:w="3061"/>
+            <w:tcBorders>
+              <w:top w:val="single" w:color="000000" w:sz="4"/>
+              <w:left w:val="single" w:color="000000" w:sz="4"/>
+              <w:bottom w:val="single" w:color="000000" w:sz="4"/>
+              <w:right w:val="single" w:color="000000" w:sz="4"/>
+            </w:tcBorders>
+            <w:shd w:fill="ffffff" w:color="auto" w:val="clear"/>
+            <w:tcMar>
+              <w:top w:type="dxa" w:w="170"/>
+              <w:left w:type="dxa" w:w="170"/>
+              <w:bottom w:type="dxa" w:w="170"/>
+              <w:right w:type="dxa" w:w="170"/>
+            </w:tcMar>
+            <w:vAlign w:val="center"/>
+          </w:tcPr>
+          <w:p>
+            <w:pPr>
+              <w:jc w:val="left"/>
+            </w:pPr>
+            <w:r>
+              <w:rPr>
+                <w:rFonts w:ascii="NanumGothic" w:cs="NanumGothic" w:eastAsia="NanumGothic" w:hAnsi="NanumGothic"/>
+                <w:sz w:val="20"/>
+                <w:szCs w:val="20"/>
+              </w:rPr>
+              <w:t xml:space="preserve"/>
+            </w:r>
+          </w:p>
+        </w:tc>
+        <w:tc>
+          <w:tcPr>
+            <w:tcW w:type="dxa" w:w="1814"/>
+            <w:tcBorders>
+              <w:top w:val="single" w:color="000000" w:sz="4"/>
+              <w:left w:val="single" w:color="000000" w:sz="4"/>
+              <w:bottom w:val="single" w:color="000000" w:sz="4"/>
+              <w:right w:val="single" w:color="000000" w:sz="4"/>
+            </w:tcBorders>
+            <w:shd w:fill="ffffff" w:color="auto" w:val="clear"/>
+            <w:tcMar>
+              <w:top w:type="dxa" w:w="170"/>
+              <w:left w:type="dxa" w:w="170"/>
+              <w:bottom w:type="dxa" w:w="170"/>
+              <w:right w:type="dxa" w:w="170"/>
+            </w:tcMar>
+            <w:vAlign w:val="center"/>
+          </w:tcPr>
+          <w:p>
+            <w:pPr>
+              <w:jc w:val="left"/>
+            </w:pPr>
+            <w:r>
+              <w:rPr>
+                <w:rFonts w:ascii="NanumGothic" w:cs="NanumGothic" w:eastAsia="NanumGothic" w:hAnsi="NanumGothic"/>
+                <w:sz w:val="20"/>
+                <w:szCs w:val="20"/>
+              </w:rPr>
+              <w:t xml:space="preserve"/>
+            </w:r>
+          </w:p>
+        </w:tc>
+        <w:tc>
+          <w:tcPr>
+            <w:tcW w:type="dxa" w:w="1927"/>
+            <w:tcBorders>
+              <w:top w:val="single" w:color="000000" w:sz="4"/>
+              <w:left w:val="single" w:color="000000" w:sz="4"/>
+              <w:bottom w:val="single" w:color="000000" w:sz="4"/>
+              <w:right w:val="single" w:color="000000" w:sz="4"/>
+            </w:tcBorders>
+            <w:shd w:fill="ffffff" w:color="auto" w:val="clear"/>
+            <w:tcMar>
+              <w:top w:type="dxa" w:w="170"/>
+              <w:left w:type="dxa" w:w="170"/>
+              <w:bottom w:type="dxa" w:w="170"/>
+              <w:right w:type="dxa" w:w="170"/>
+            </w:tcMar>
+            <w:vAlign w:val="center"/>
+          </w:tcPr>
+          <w:p>
+            <w:pPr>
+              <w:jc w:val="left"/>
+            </w:pPr>
+            <w:r>
+              <w:rPr>
+                <w:rFonts w:ascii="NanumGothic" w:cs="NanumGothic" w:eastAsia="NanumGothic" w:hAnsi="NanumGothic"/>
+                <w:sz w:val="20"/>
+                <w:szCs w:val="20"/>
+              </w:rPr>
+              <w:t xml:space="preserve"/>
+            </w:r>
+          </w:p>
+        </w:tc>
+        <w:tc>
+          <w:tcPr>
+            <w:tcW w:type="dxa" w:w="2267"/>
             <w:tcBorders>
               <w:top w:val="single" w:color="000000" w:sz="4"/>
               <w:left w:val="single" w:color="000000" w:sz="4"/>
@@ -1586,7 +1586,7 @@
         </w:trPr>
         <w:tc>
           <w:tcPr>
-            <w:tcW w:type="dxa" w:w="1247"/>
+            <w:tcW w:type="dxa" w:w="566"/>
             <w:tcBorders>
               <w:top w:val="single" w:color="000000" w:sz="4"/>
               <w:left w:val="single" w:color="000000" w:sz="4"/>
@@ -1618,7 +1618,7 @@
         </w:tc>
         <w:tc>
           <w:tcPr>
-            <w:tcW w:type="dxa" w:w="2834"/>
+            <w:tcW w:type="dxa" w:w="3061"/>
             <w:tcBorders>
               <w:top w:val="single" w:color="000000" w:sz="4"/>
               <w:left w:val="single" w:color="000000" w:sz="4"/>
@@ -1650,7 +1650,7 @@
         </w:tc>
         <w:tc>
           <w:tcPr>
-            <w:tcW w:type="dxa" w:w="1700"/>
+            <w:tcW w:type="dxa" w:w="1814"/>
             <w:tcBorders>
               <w:top w:val="single" w:color="000000" w:sz="4"/>
               <w:left w:val="single" w:color="000000" w:sz="4"/>
@@ -1682,7 +1682,7 @@
         </w:tc>
         <w:tc>
           <w:tcPr>
-            <w:tcW w:type="dxa" w:w="1700"/>
+            <w:tcW w:type="dxa" w:w="1927"/>
             <w:tcBorders>
               <w:top w:val="single" w:color="000000" w:sz="4"/>
               <w:left w:val="single" w:color="000000" w:sz="4"/>
@@ -1714,7 +1714,7 @@
         </w:tc>
         <w:tc>
           <w:tcPr>
-            <w:tcW w:type="dxa" w:w="2154"/>
+            <w:tcW w:type="dxa" w:w="2267"/>
             <w:tcBorders>
               <w:top w:val="single" w:color="000000" w:sz="4"/>
               <w:left w:val="single" w:color="000000" w:sz="4"/>
@@ -1751,135 +1751,135 @@
         </w:trPr>
         <w:tc>
           <w:tcPr>
-            <w:tcW w:type="dxa" w:w="1247"/>
-            <w:tcBorders>
-              <w:top w:val="single" w:color="000000" w:sz="4"/>
-              <w:left w:val="single" w:color="000000" w:sz="4"/>
-              <w:bottom w:val="single" w:color="000000" w:sz="4"/>
-              <w:right w:val="single" w:color="000000" w:sz="4"/>
-            </w:tcBorders>
-            <w:shd w:fill="ffffff" w:color="auto" w:val="clear"/>
-            <w:tcMar>
-              <w:top w:type="dxa" w:w="170"/>
-              <w:left w:type="dxa" w:w="170"/>
-              <w:bottom w:type="dxa" w:w="170"/>
-              <w:right w:type="dxa" w:w="170"/>
-            </w:tcMar>
-            <w:vAlign w:val="center"/>
-          </w:tcPr>
-          <w:p>
-            <w:pPr>
-              <w:jc w:val="left"/>
-            </w:pPr>
-            <w:r>
-              <w:rPr>
-                <w:rFonts w:ascii="NanumGothic" w:cs="NanumGothic" w:eastAsia="NanumGothic" w:hAnsi="NanumGothic"/>
-                <w:sz w:val="20"/>
-                <w:szCs w:val="20"/>
-              </w:rPr>
-              <w:t xml:space="preserve"/>
-            </w:r>
-          </w:p>
-        </w:tc>
-        <w:tc>
-          <w:tcPr>
-            <w:tcW w:type="dxa" w:w="2834"/>
-            <w:tcBorders>
-              <w:top w:val="single" w:color="000000" w:sz="4"/>
-              <w:left w:val="single" w:color="000000" w:sz="4"/>
-              <w:bottom w:val="single" w:color="000000" w:sz="4"/>
-              <w:right w:val="single" w:color="000000" w:sz="4"/>
-            </w:tcBorders>
-            <w:shd w:fill="ffffff" w:color="auto" w:val="clear"/>
-            <w:tcMar>
-              <w:top w:type="dxa" w:w="170"/>
-              <w:left w:type="dxa" w:w="170"/>
-              <w:bottom w:type="dxa" w:w="170"/>
-              <w:right w:type="dxa" w:w="170"/>
-            </w:tcMar>
-            <w:vAlign w:val="center"/>
-          </w:tcPr>
-          <w:p>
-            <w:pPr>
-              <w:jc w:val="left"/>
-            </w:pPr>
-            <w:r>
-              <w:rPr>
-                <w:rFonts w:ascii="NanumGothic" w:cs="NanumGothic" w:eastAsia="NanumGothic" w:hAnsi="NanumGothic"/>
-                <w:sz w:val="20"/>
-                <w:szCs w:val="20"/>
-              </w:rPr>
-              <w:t xml:space="preserve"/>
-            </w:r>
-          </w:p>
-        </w:tc>
-        <w:tc>
-          <w:tcPr>
-            <w:tcW w:type="dxa" w:w="1700"/>
-            <w:tcBorders>
-              <w:top w:val="single" w:color="000000" w:sz="4"/>
-              <w:left w:val="single" w:color="000000" w:sz="4"/>
-              <w:bottom w:val="single" w:color="000000" w:sz="4"/>
-              <w:right w:val="single" w:color="000000" w:sz="4"/>
-            </w:tcBorders>
-            <w:shd w:fill="ffffff" w:color="auto" w:val="clear"/>
-            <w:tcMar>
-              <w:top w:type="dxa" w:w="170"/>
-              <w:left w:type="dxa" w:w="170"/>
-              <w:bottom w:type="dxa" w:w="170"/>
-              <w:right w:type="dxa" w:w="170"/>
-            </w:tcMar>
-            <w:vAlign w:val="center"/>
-          </w:tcPr>
-          <w:p>
-            <w:pPr>
-              <w:jc w:val="left"/>
-            </w:pPr>
-            <w:r>
-              <w:rPr>
-                <w:rFonts w:ascii="NanumGothic" w:cs="NanumGothic" w:eastAsia="NanumGothic" w:hAnsi="NanumGothic"/>
-                <w:sz w:val="20"/>
-                <w:szCs w:val="20"/>
-              </w:rPr>
-              <w:t xml:space="preserve"/>
-            </w:r>
-          </w:p>
-        </w:tc>
-        <w:tc>
-          <w:tcPr>
-            <w:tcW w:type="dxa" w:w="1700"/>
-            <w:tcBorders>
-              <w:top w:val="single" w:color="000000" w:sz="4"/>
-              <w:left w:val="single" w:color="000000" w:sz="4"/>
-              <w:bottom w:val="single" w:color="000000" w:sz="4"/>
-              <w:right w:val="single" w:color="000000" w:sz="4"/>
-            </w:tcBorders>
-            <w:shd w:fill="ffffff" w:color="auto" w:val="clear"/>
-            <w:tcMar>
-              <w:top w:type="dxa" w:w="170"/>
-              <w:left w:type="dxa" w:w="170"/>
-              <w:bottom w:type="dxa" w:w="170"/>
-              <w:right w:type="dxa" w:w="170"/>
-            </w:tcMar>
-            <w:vAlign w:val="center"/>
-          </w:tcPr>
-          <w:p>
-            <w:pPr>
-              <w:jc w:val="left"/>
-            </w:pPr>
-            <w:r>
-              <w:rPr>
-                <w:rFonts w:ascii="NanumGothic" w:cs="NanumGothic" w:eastAsia="NanumGothic" w:hAnsi="NanumGothic"/>
-                <w:sz w:val="20"/>
-                <w:szCs w:val="20"/>
-              </w:rPr>
-              <w:t xml:space="preserve"/>
-            </w:r>
-          </w:p>
-        </w:tc>
-        <w:tc>
-          <w:tcPr>
-            <w:tcW w:type="dxa" w:w="2154"/>
+            <w:tcW w:type="dxa" w:w="566"/>
+            <w:tcBorders>
+              <w:top w:val="single" w:color="000000" w:sz="4"/>
+              <w:left w:val="single" w:color="000000" w:sz="4"/>
+              <w:bottom w:val="single" w:color="000000" w:sz="4"/>
+              <w:right w:val="single" w:color="000000" w:sz="4"/>
+            </w:tcBorders>
+            <w:shd w:fill="ffffff" w:color="auto" w:val="clear"/>
+            <w:tcMar>
+              <w:top w:type="dxa" w:w="170"/>
+              <w:left w:type="dxa" w:w="170"/>
+              <w:bottom w:type="dxa" w:w="170"/>
+              <w:right w:type="dxa" w:w="170"/>
+            </w:tcMar>
+            <w:vAlign w:val="center"/>
+          </w:tcPr>
+          <w:p>
+            <w:pPr>
+              <w:jc w:val="left"/>
+            </w:pPr>
+            <w:r>
+              <w:rPr>
+                <w:rFonts w:ascii="NanumGothic" w:cs="NanumGothic" w:eastAsia="NanumGothic" w:hAnsi="NanumGothic"/>
+                <w:sz w:val="20"/>
+                <w:szCs w:val="20"/>
+              </w:rPr>
+              <w:t xml:space="preserve"/>
+            </w:r>
+          </w:p>
+        </w:tc>
+        <w:tc>
+          <w:tcPr>
+            <w:tcW w:type="dxa" w:w="3061"/>
+            <w:tcBorders>
+              <w:top w:val="single" w:color="000000" w:sz="4"/>
+              <w:left w:val="single" w:color="000000" w:sz="4"/>
+              <w:bottom w:val="single" w:color="000000" w:sz="4"/>
+              <w:right w:val="single" w:color="000000" w:sz="4"/>
+            </w:tcBorders>
+            <w:shd w:fill="ffffff" w:color="auto" w:val="clear"/>
+            <w:tcMar>
+              <w:top w:type="dxa" w:w="170"/>
+              <w:left w:type="dxa" w:w="170"/>
+              <w:bottom w:type="dxa" w:w="170"/>
+              <w:right w:type="dxa" w:w="170"/>
+            </w:tcMar>
+            <w:vAlign w:val="center"/>
+          </w:tcPr>
+          <w:p>
+            <w:pPr>
+              <w:jc w:val="left"/>
+            </w:pPr>
+            <w:r>
+              <w:rPr>
+                <w:rFonts w:ascii="NanumGothic" w:cs="NanumGothic" w:eastAsia="NanumGothic" w:hAnsi="NanumGothic"/>
+                <w:sz w:val="20"/>
+                <w:szCs w:val="20"/>
+              </w:rPr>
+              <w:t xml:space="preserve"/>
+            </w:r>
+          </w:p>
+        </w:tc>
+        <w:tc>
+          <w:tcPr>
+            <w:tcW w:type="dxa" w:w="1814"/>
+            <w:tcBorders>
+              <w:top w:val="single" w:color="000000" w:sz="4"/>
+              <w:left w:val="single" w:color="000000" w:sz="4"/>
+              <w:bottom w:val="single" w:color="000000" w:sz="4"/>
+              <w:right w:val="single" w:color="000000" w:sz="4"/>
+            </w:tcBorders>
+            <w:shd w:fill="ffffff" w:color="auto" w:val="clear"/>
+            <w:tcMar>
+              <w:top w:type="dxa" w:w="170"/>
+              <w:left w:type="dxa" w:w="170"/>
+              <w:bottom w:type="dxa" w:w="170"/>
+              <w:right w:type="dxa" w:w="170"/>
+            </w:tcMar>
+            <w:vAlign w:val="center"/>
+          </w:tcPr>
+          <w:p>
+            <w:pPr>
+              <w:jc w:val="left"/>
+            </w:pPr>
+            <w:r>
+              <w:rPr>
+                <w:rFonts w:ascii="NanumGothic" w:cs="NanumGothic" w:eastAsia="NanumGothic" w:hAnsi="NanumGothic"/>
+                <w:sz w:val="20"/>
+                <w:szCs w:val="20"/>
+              </w:rPr>
+              <w:t xml:space="preserve"/>
+            </w:r>
+          </w:p>
+        </w:tc>
+        <w:tc>
+          <w:tcPr>
+            <w:tcW w:type="dxa" w:w="1927"/>
+            <w:tcBorders>
+              <w:top w:val="single" w:color="000000" w:sz="4"/>
+              <w:left w:val="single" w:color="000000" w:sz="4"/>
+              <w:bottom w:val="single" w:color="000000" w:sz="4"/>
+              <w:right w:val="single" w:color="000000" w:sz="4"/>
+            </w:tcBorders>
+            <w:shd w:fill="ffffff" w:color="auto" w:val="clear"/>
+            <w:tcMar>
+              <w:top w:type="dxa" w:w="170"/>
+              <w:left w:type="dxa" w:w="170"/>
+              <w:bottom w:type="dxa" w:w="170"/>
+              <w:right w:type="dxa" w:w="170"/>
+            </w:tcMar>
+            <w:vAlign w:val="center"/>
+          </w:tcPr>
+          <w:p>
+            <w:pPr>
+              <w:jc w:val="left"/>
+            </w:pPr>
+            <w:r>
+              <w:rPr>
+                <w:rFonts w:ascii="NanumGothic" w:cs="NanumGothic" w:eastAsia="NanumGothic" w:hAnsi="NanumGothic"/>
+                <w:sz w:val="20"/>
+                <w:szCs w:val="20"/>
+              </w:rPr>
+              <w:t xml:space="preserve"/>
+            </w:r>
+          </w:p>
+        </w:tc>
+        <w:tc>
+          <w:tcPr>
+            <w:tcW w:type="dxa" w:w="2267"/>
             <w:tcBorders>
               <w:top w:val="single" w:color="000000" w:sz="4"/>
               <w:left w:val="single" w:color="000000" w:sz="4"/>
@@ -1916,7 +1916,7 @@
         </w:trPr>
         <w:tc>
           <w:tcPr>
-            <w:tcW w:type="dxa" w:w="1247"/>
+            <w:tcW w:type="dxa" w:w="566"/>
             <w:tcBorders>
               <w:top w:val="single" w:color="000000" w:sz="4"/>
               <w:left w:val="single" w:color="000000" w:sz="4"/>
@@ -1948,7 +1948,7 @@
         </w:tc>
         <w:tc>
           <w:tcPr>
-            <w:tcW w:type="dxa" w:w="2834"/>
+            <w:tcW w:type="dxa" w:w="3061"/>
             <w:tcBorders>
               <w:top w:val="single" w:color="000000" w:sz="4"/>
               <w:left w:val="single" w:color="000000" w:sz="4"/>
@@ -1980,7 +1980,7 @@
         </w:tc>
         <w:tc>
           <w:tcPr>
-            <w:tcW w:type="dxa" w:w="1700"/>
+            <w:tcW w:type="dxa" w:w="1814"/>
             <w:tcBorders>
               <w:top w:val="single" w:color="000000" w:sz="4"/>
               <w:left w:val="single" w:color="000000" w:sz="4"/>
@@ -2012,7 +2012,7 @@
         </w:tc>
         <w:tc>
           <w:tcPr>
-            <w:tcW w:type="dxa" w:w="1700"/>
+            <w:tcW w:type="dxa" w:w="1927"/>
             <w:tcBorders>
               <w:top w:val="single" w:color="000000" w:sz="4"/>
               <w:left w:val="single" w:color="000000" w:sz="4"/>
@@ -2044,7 +2044,7 @@
         </w:tc>
         <w:tc>
           <w:tcPr>
-            <w:tcW w:type="dxa" w:w="2154"/>
+            <w:tcW w:type="dxa" w:w="2267"/>
             <w:tcBorders>
               <w:top w:val="single" w:color="000000" w:sz="4"/>
               <w:left w:val="single" w:color="000000" w:sz="4"/>
@@ -2081,135 +2081,135 @@
         </w:trPr>
         <w:tc>
           <w:tcPr>
-            <w:tcW w:type="dxa" w:w="1247"/>
-            <w:tcBorders>
-              <w:top w:val="single" w:color="000000" w:sz="4"/>
-              <w:left w:val="single" w:color="000000" w:sz="4"/>
-              <w:bottom w:val="single" w:color="000000" w:sz="4"/>
-              <w:right w:val="single" w:color="000000" w:sz="4"/>
-            </w:tcBorders>
-            <w:shd w:fill="ffffff" w:color="auto" w:val="clear"/>
-            <w:tcMar>
-              <w:top w:type="dxa" w:w="170"/>
-              <w:left w:type="dxa" w:w="170"/>
-              <w:bottom w:type="dxa" w:w="170"/>
-              <w:right w:type="dxa" w:w="170"/>
-            </w:tcMar>
-            <w:vAlign w:val="center"/>
-          </w:tcPr>
-          <w:p>
-            <w:pPr>
-              <w:jc w:val="left"/>
-            </w:pPr>
-            <w:r>
-              <w:rPr>
-                <w:rFonts w:ascii="NanumGothic" w:cs="NanumGothic" w:eastAsia="NanumGothic" w:hAnsi="NanumGothic"/>
-                <w:sz w:val="20"/>
-                <w:szCs w:val="20"/>
-              </w:rPr>
-              <w:t xml:space="preserve"/>
-            </w:r>
-          </w:p>
-        </w:tc>
-        <w:tc>
-          <w:tcPr>
-            <w:tcW w:type="dxa" w:w="2834"/>
-            <w:tcBorders>
-              <w:top w:val="single" w:color="000000" w:sz="4"/>
-              <w:left w:val="single" w:color="000000" w:sz="4"/>
-              <w:bottom w:val="single" w:color="000000" w:sz="4"/>
-              <w:right w:val="single" w:color="000000" w:sz="4"/>
-            </w:tcBorders>
-            <w:shd w:fill="ffffff" w:color="auto" w:val="clear"/>
-            <w:tcMar>
-              <w:top w:type="dxa" w:w="170"/>
-              <w:left w:type="dxa" w:w="170"/>
-              <w:bottom w:type="dxa" w:w="170"/>
-              <w:right w:type="dxa" w:w="170"/>
-            </w:tcMar>
-            <w:vAlign w:val="center"/>
-          </w:tcPr>
-          <w:p>
-            <w:pPr>
-              <w:jc w:val="left"/>
-            </w:pPr>
-            <w:r>
-              <w:rPr>
-                <w:rFonts w:ascii="NanumGothic" w:cs="NanumGothic" w:eastAsia="NanumGothic" w:hAnsi="NanumGothic"/>
-                <w:sz w:val="20"/>
-                <w:szCs w:val="20"/>
-              </w:rPr>
-              <w:t xml:space="preserve"/>
-            </w:r>
-          </w:p>
-        </w:tc>
-        <w:tc>
-          <w:tcPr>
-            <w:tcW w:type="dxa" w:w="1700"/>
-            <w:tcBorders>
-              <w:top w:val="single" w:color="000000" w:sz="4"/>
-              <w:left w:val="single" w:color="000000" w:sz="4"/>
-              <w:bottom w:val="single" w:color="000000" w:sz="4"/>
-              <w:right w:val="single" w:color="000000" w:sz="4"/>
-            </w:tcBorders>
-            <w:shd w:fill="ffffff" w:color="auto" w:val="clear"/>
-            <w:tcMar>
-              <w:top w:type="dxa" w:w="170"/>
-              <w:left w:type="dxa" w:w="170"/>
-              <w:bottom w:type="dxa" w:w="170"/>
-              <w:right w:type="dxa" w:w="170"/>
-            </w:tcMar>
-            <w:vAlign w:val="center"/>
-          </w:tcPr>
-          <w:p>
-            <w:pPr>
-              <w:jc w:val="left"/>
-            </w:pPr>
-            <w:r>
-              <w:rPr>
-                <w:rFonts w:ascii="NanumGothic" w:cs="NanumGothic" w:eastAsia="NanumGothic" w:hAnsi="NanumGothic"/>
-                <w:sz w:val="20"/>
-                <w:szCs w:val="20"/>
-              </w:rPr>
-              <w:t xml:space="preserve"/>
-            </w:r>
-          </w:p>
-        </w:tc>
-        <w:tc>
-          <w:tcPr>
-            <w:tcW w:type="dxa" w:w="1700"/>
-            <w:tcBorders>
-              <w:top w:val="single" w:color="000000" w:sz="4"/>
-              <w:left w:val="single" w:color="000000" w:sz="4"/>
-              <w:bottom w:val="single" w:color="000000" w:sz="4"/>
-              <w:right w:val="single" w:color="000000" w:sz="4"/>
-            </w:tcBorders>
-            <w:shd w:fill="ffffff" w:color="auto" w:val="clear"/>
-            <w:tcMar>
-              <w:top w:type="dxa" w:w="170"/>
-              <w:left w:type="dxa" w:w="170"/>
-              <w:bottom w:type="dxa" w:w="170"/>
-              <w:right w:type="dxa" w:w="170"/>
-            </w:tcMar>
-            <w:vAlign w:val="center"/>
-          </w:tcPr>
-          <w:p>
-            <w:pPr>
-              <w:jc w:val="left"/>
-            </w:pPr>
-            <w:r>
-              <w:rPr>
-                <w:rFonts w:ascii="NanumGothic" w:cs="NanumGothic" w:eastAsia="NanumGothic" w:hAnsi="NanumGothic"/>
-                <w:sz w:val="20"/>
-                <w:szCs w:val="20"/>
-              </w:rPr>
-              <w:t xml:space="preserve"/>
-            </w:r>
-          </w:p>
-        </w:tc>
-        <w:tc>
-          <w:tcPr>
-            <w:tcW w:type="dxa" w:w="2154"/>
+            <w:tcW w:type="dxa" w:w="566"/>
+            <w:tcBorders>
+              <w:top w:val="single" w:color="000000" w:sz="4"/>
+              <w:left w:val="single" w:color="000000" w:sz="4"/>
+              <w:bottom w:val="single" w:color="000000" w:sz="4"/>
+              <w:right w:val="single" w:color="000000" w:sz="4"/>
+            </w:tcBorders>
+            <w:shd w:fill="ffffff" w:color="auto" w:val="clear"/>
+            <w:tcMar>
+              <w:top w:type="dxa" w:w="170"/>
+              <w:left w:type="dxa" w:w="170"/>
+              <w:bottom w:type="dxa" w:w="170"/>
+              <w:right w:type="dxa" w:w="170"/>
+            </w:tcMar>
+            <w:vAlign w:val="center"/>
+          </w:tcPr>
+          <w:p>
+            <w:pPr>
+              <w:jc w:val="left"/>
+            </w:pPr>
+            <w:r>
+              <w:rPr>
+                <w:rFonts w:ascii="NanumGothic" w:cs="NanumGothic" w:eastAsia="NanumGothic" w:hAnsi="NanumGothic"/>
+                <w:sz w:val="20"/>
+                <w:szCs w:val="20"/>
+              </w:rPr>
+              <w:t xml:space="preserve"/>
+            </w:r>
+          </w:p>
+        </w:tc>
+        <w:tc>
+          <w:tcPr>
+            <w:tcW w:type="dxa" w:w="3061"/>
+            <w:tcBorders>
+              <w:top w:val="single" w:color="000000" w:sz="4"/>
+              <w:left w:val="single" w:color="000000" w:sz="4"/>
+              <w:bottom w:val="single" w:color="000000" w:sz="4"/>
+              <w:right w:val="single" w:color="000000" w:sz="4"/>
+            </w:tcBorders>
+            <w:shd w:fill="ffffff" w:color="auto" w:val="clear"/>
+            <w:tcMar>
+              <w:top w:type="dxa" w:w="170"/>
+              <w:left w:type="dxa" w:w="170"/>
+              <w:bottom w:type="dxa" w:w="170"/>
+              <w:right w:type="dxa" w:w="170"/>
+            </w:tcMar>
+            <w:vAlign w:val="center"/>
+          </w:tcPr>
+          <w:p>
+            <w:pPr>
+              <w:jc w:val="left"/>
+            </w:pPr>
+            <w:r>
+              <w:rPr>
+                <w:rFonts w:ascii="NanumGothic" w:cs="NanumGothic" w:eastAsia="NanumGothic" w:hAnsi="NanumGothic"/>
+                <w:sz w:val="20"/>
+                <w:szCs w:val="20"/>
+              </w:rPr>
+              <w:t xml:space="preserve"/>
+            </w:r>
+          </w:p>
+        </w:tc>
+        <w:tc>
+          <w:tcPr>
+            <w:tcW w:type="dxa" w:w="1814"/>
+            <w:tcBorders>
+              <w:top w:val="single" w:color="000000" w:sz="4"/>
+              <w:left w:val="single" w:color="000000" w:sz="4"/>
+              <w:bottom w:val="single" w:color="000000" w:sz="4"/>
+              <w:right w:val="single" w:color="000000" w:sz="4"/>
+            </w:tcBorders>
+            <w:shd w:fill="ffffff" w:color="auto" w:val="clear"/>
+            <w:tcMar>
+              <w:top w:type="dxa" w:w="170"/>
+              <w:left w:type="dxa" w:w="170"/>
+              <w:bottom w:type="dxa" w:w="170"/>
+              <w:right w:type="dxa" w:w="170"/>
+            </w:tcMar>
+            <w:vAlign w:val="center"/>
+          </w:tcPr>
+          <w:p>
+            <w:pPr>
+              <w:jc w:val="left"/>
+            </w:pPr>
+            <w:r>
+              <w:rPr>
+                <w:rFonts w:ascii="NanumGothic" w:cs="NanumGothic" w:eastAsia="NanumGothic" w:hAnsi="NanumGothic"/>
+                <w:sz w:val="20"/>
+                <w:szCs w:val="20"/>
+              </w:rPr>
+              <w:t xml:space="preserve"/>
+            </w:r>
+          </w:p>
+        </w:tc>
+        <w:tc>
+          <w:tcPr>
+            <w:tcW w:type="dxa" w:w="1927"/>
+            <w:tcBorders>
+              <w:top w:val="single" w:color="000000" w:sz="4"/>
+              <w:left w:val="single" w:color="000000" w:sz="4"/>
+              <w:bottom w:val="single" w:color="000000" w:sz="4"/>
+              <w:right w:val="single" w:color="000000" w:sz="4"/>
+            </w:tcBorders>
+            <w:shd w:fill="ffffff" w:color="auto" w:val="clear"/>
+            <w:tcMar>
+              <w:top w:type="dxa" w:w="170"/>
+              <w:left w:type="dxa" w:w="170"/>
+              <w:bottom w:type="dxa" w:w="170"/>
+              <w:right w:type="dxa" w:w="170"/>
+            </w:tcMar>
+            <w:vAlign w:val="center"/>
+          </w:tcPr>
+          <w:p>
+            <w:pPr>
+              <w:jc w:val="left"/>
+            </w:pPr>
+            <w:r>
+              <w:rPr>
+                <w:rFonts w:ascii="NanumGothic" w:cs="NanumGothic" w:eastAsia="NanumGothic" w:hAnsi="NanumGothic"/>
+                <w:sz w:val="20"/>
+                <w:szCs w:val="20"/>
+              </w:rPr>
+              <w:t xml:space="preserve"/>
+            </w:r>
+          </w:p>
+        </w:tc>
+        <w:tc>
+          <w:tcPr>
+            <w:tcW w:type="dxa" w:w="2267"/>
             <w:tcBorders>
               <w:top w:val="single" w:color="000000" w:sz="4"/>
               <w:left w:val="single" w:color="000000" w:sz="4"/>
@@ -2246,7 +2246,7 @@
         </w:trPr>
         <w:tc>
           <w:tcPr>
-            <w:tcW w:type="dxa" w:w="1247"/>
+            <w:tcW w:type="dxa" w:w="566"/>
             <w:tcBorders>
               <w:top w:val="single" w:color="000000" w:sz="4"/>
               <w:left w:val="single" w:color="000000" w:sz="4"/>
@@ -2278,7 +2278,7 @@
         </w:tc>
         <w:tc>
           <w:tcPr>
-            <w:tcW w:type="dxa" w:w="2834"/>
+            <w:tcW w:type="dxa" w:w="3061"/>
             <w:tcBorders>
               <w:top w:val="single" w:color="000000" w:sz="4"/>
               <w:left w:val="single" w:color="000000" w:sz="4"/>
@@ -2310,7 +2310,7 @@
         </w:tc>
         <w:tc>
           <w:tcPr>
-            <w:tcW w:type="dxa" w:w="1700"/>
+            <w:tcW w:type="dxa" w:w="1814"/>
             <w:tcBorders>
               <w:top w:val="single" w:color="000000" w:sz="4"/>
               <w:left w:val="single" w:color="000000" w:sz="4"/>
@@ -2342,7 +2342,7 @@
         </w:tc>
         <w:tc>
           <w:tcPr>
-            <w:tcW w:type="dxa" w:w="1700"/>
+            <w:tcW w:type="dxa" w:w="1927"/>
             <w:tcBorders>
               <w:top w:val="single" w:color="000000" w:sz="4"/>
               <w:left w:val="single" w:color="000000" w:sz="4"/>
@@ -2374,7 +2374,7 @@
         </w:tc>
         <w:tc>
           <w:tcPr>
-            <w:tcW w:type="dxa" w:w="2154"/>
+            <w:tcW w:type="dxa" w:w="2267"/>
             <w:tcBorders>
               <w:top w:val="single" w:color="000000" w:sz="4"/>
               <w:left w:val="single" w:color="000000" w:sz="4"/>
@@ -2411,135 +2411,135 @@
         </w:trPr>
         <w:tc>
           <w:tcPr>
-            <w:tcW w:type="dxa" w:w="1247"/>
-            <w:tcBorders>
-              <w:top w:val="single" w:color="000000" w:sz="4"/>
-              <w:left w:val="single" w:color="000000" w:sz="4"/>
-              <w:bottom w:val="single" w:color="000000" w:sz="4"/>
-              <w:right w:val="single" w:color="000000" w:sz="4"/>
-            </w:tcBorders>
-            <w:shd w:fill="ffffff" w:color="auto" w:val="clear"/>
-            <w:tcMar>
-              <w:top w:type="dxa" w:w="170"/>
-              <w:left w:type="dxa" w:w="170"/>
-              <w:bottom w:type="dxa" w:w="170"/>
-              <w:right w:type="dxa" w:w="170"/>
-            </w:tcMar>
-            <w:vAlign w:val="center"/>
-          </w:tcPr>
-          <w:p>
-            <w:pPr>
-              <w:jc w:val="left"/>
-            </w:pPr>
-            <w:r>
-              <w:rPr>
-                <w:rFonts w:ascii="NanumGothic" w:cs="NanumGothic" w:eastAsia="NanumGothic" w:hAnsi="NanumGothic"/>
-                <w:sz w:val="20"/>
-                <w:szCs w:val="20"/>
-              </w:rPr>
-              <w:t xml:space="preserve"/>
-            </w:r>
-          </w:p>
-        </w:tc>
-        <w:tc>
-          <w:tcPr>
-            <w:tcW w:type="dxa" w:w="2834"/>
-            <w:tcBorders>
-              <w:top w:val="single" w:color="000000" w:sz="4"/>
-              <w:left w:val="single" w:color="000000" w:sz="4"/>
-              <w:bottom w:val="single" w:color="000000" w:sz="4"/>
-              <w:right w:val="single" w:color="000000" w:sz="4"/>
-            </w:tcBorders>
-            <w:shd w:fill="ffffff" w:color="auto" w:val="clear"/>
-            <w:tcMar>
-              <w:top w:type="dxa" w:w="170"/>
-              <w:left w:type="dxa" w:w="170"/>
-              <w:bottom w:type="dxa" w:w="170"/>
-              <w:right w:type="dxa" w:w="170"/>
-            </w:tcMar>
-            <w:vAlign w:val="center"/>
-          </w:tcPr>
-          <w:p>
-            <w:pPr>
-              <w:jc w:val="left"/>
-            </w:pPr>
-            <w:r>
-              <w:rPr>
-                <w:rFonts w:ascii="NanumGothic" w:cs="NanumGothic" w:eastAsia="NanumGothic" w:hAnsi="NanumGothic"/>
-                <w:sz w:val="20"/>
-                <w:szCs w:val="20"/>
-              </w:rPr>
-              <w:t xml:space="preserve"/>
-            </w:r>
-          </w:p>
-        </w:tc>
-        <w:tc>
-          <w:tcPr>
-            <w:tcW w:type="dxa" w:w="1700"/>
-            <w:tcBorders>
-              <w:top w:val="single" w:color="000000" w:sz="4"/>
-              <w:left w:val="single" w:color="000000" w:sz="4"/>
-              <w:bottom w:val="single" w:color="000000" w:sz="4"/>
-              <w:right w:val="single" w:color="000000" w:sz="4"/>
-            </w:tcBorders>
-            <w:shd w:fill="ffffff" w:color="auto" w:val="clear"/>
-            <w:tcMar>
-              <w:top w:type="dxa" w:w="170"/>
-              <w:left w:type="dxa" w:w="170"/>
-              <w:bottom w:type="dxa" w:w="170"/>
-              <w:right w:type="dxa" w:w="170"/>
-            </w:tcMar>
-            <w:vAlign w:val="center"/>
-          </w:tcPr>
-          <w:p>
-            <w:pPr>
-              <w:jc w:val="left"/>
-            </w:pPr>
-            <w:r>
-              <w:rPr>
-                <w:rFonts w:ascii="NanumGothic" w:cs="NanumGothic" w:eastAsia="NanumGothic" w:hAnsi="NanumGothic"/>
-                <w:sz w:val="20"/>
-                <w:szCs w:val="20"/>
-              </w:rPr>
-              <w:t xml:space="preserve"/>
-            </w:r>
-          </w:p>
-        </w:tc>
-        <w:tc>
-          <w:tcPr>
-            <w:tcW w:type="dxa" w:w="1700"/>
-            <w:tcBorders>
-              <w:top w:val="single" w:color="000000" w:sz="4"/>
-              <w:left w:val="single" w:color="000000" w:sz="4"/>
-              <w:bottom w:val="single" w:color="000000" w:sz="4"/>
-              <w:right w:val="single" w:color="000000" w:sz="4"/>
-            </w:tcBorders>
-            <w:shd w:fill="ffffff" w:color="auto" w:val="clear"/>
-            <w:tcMar>
-              <w:top w:type="dxa" w:w="170"/>
-              <w:left w:type="dxa" w:w="170"/>
-              <w:bottom w:type="dxa" w:w="170"/>
-              <w:right w:type="dxa" w:w="170"/>
-            </w:tcMar>
-            <w:vAlign w:val="center"/>
-          </w:tcPr>
-          <w:p>
-            <w:pPr>
-              <w:jc w:val="left"/>
-            </w:pPr>
-            <w:r>
-              <w:rPr>
-                <w:rFonts w:ascii="NanumGothic" w:cs="NanumGothic" w:eastAsia="NanumGothic" w:hAnsi="NanumGothic"/>
-                <w:sz w:val="20"/>
-                <w:szCs w:val="20"/>
-              </w:rPr>
-              <w:t xml:space="preserve"/>
-            </w:r>
-          </w:p>
-        </w:tc>
-        <w:tc>
-          <w:tcPr>
-            <w:tcW w:type="dxa" w:w="2154"/>
+            <w:tcW w:type="dxa" w:w="566"/>
+            <w:tcBorders>
+              <w:top w:val="single" w:color="000000" w:sz="4"/>
+              <w:left w:val="single" w:color="000000" w:sz="4"/>
+              <w:bottom w:val="single" w:color="000000" w:sz="4"/>
+              <w:right w:val="single" w:color="000000" w:sz="4"/>
+            </w:tcBorders>
+            <w:shd w:fill="ffffff" w:color="auto" w:val="clear"/>
+            <w:tcMar>
+              <w:top w:type="dxa" w:w="170"/>
+              <w:left w:type="dxa" w:w="170"/>
+              <w:bottom w:type="dxa" w:w="170"/>
+              <w:right w:type="dxa" w:w="170"/>
+            </w:tcMar>
+            <w:vAlign w:val="center"/>
+          </w:tcPr>
+          <w:p>
+            <w:pPr>
+              <w:jc w:val="left"/>
+            </w:pPr>
+            <w:r>
+              <w:rPr>
+                <w:rFonts w:ascii="NanumGothic" w:cs="NanumGothic" w:eastAsia="NanumGothic" w:hAnsi="NanumGothic"/>
+                <w:sz w:val="20"/>
+                <w:szCs w:val="20"/>
+              </w:rPr>
+              <w:t xml:space="preserve"/>
+            </w:r>
+          </w:p>
+        </w:tc>
+        <w:tc>
+          <w:tcPr>
+            <w:tcW w:type="dxa" w:w="3061"/>
+            <w:tcBorders>
+              <w:top w:val="single" w:color="000000" w:sz="4"/>
+              <w:left w:val="single" w:color="000000" w:sz="4"/>
+              <w:bottom w:val="single" w:color="000000" w:sz="4"/>
+              <w:right w:val="single" w:color="000000" w:sz="4"/>
+            </w:tcBorders>
+            <w:shd w:fill="ffffff" w:color="auto" w:val="clear"/>
+            <w:tcMar>
+              <w:top w:type="dxa" w:w="170"/>
+              <w:left w:type="dxa" w:w="170"/>
+              <w:bottom w:type="dxa" w:w="170"/>
+              <w:right w:type="dxa" w:w="170"/>
+            </w:tcMar>
+            <w:vAlign w:val="center"/>
+          </w:tcPr>
+          <w:p>
+            <w:pPr>
+              <w:jc w:val="left"/>
+            </w:pPr>
+            <w:r>
+              <w:rPr>
+                <w:rFonts w:ascii="NanumGothic" w:cs="NanumGothic" w:eastAsia="NanumGothic" w:hAnsi="NanumGothic"/>
+                <w:sz w:val="20"/>
+                <w:szCs w:val="20"/>
+              </w:rPr>
+              <w:t xml:space="preserve"/>
+            </w:r>
+          </w:p>
+        </w:tc>
+        <w:tc>
+          <w:tcPr>
+            <w:tcW w:type="dxa" w:w="1814"/>
+            <w:tcBorders>
+              <w:top w:val="single" w:color="000000" w:sz="4"/>
+              <w:left w:val="single" w:color="000000" w:sz="4"/>
+              <w:bottom w:val="single" w:color="000000" w:sz="4"/>
+              <w:right w:val="single" w:color="000000" w:sz="4"/>
+            </w:tcBorders>
+            <w:shd w:fill="ffffff" w:color="auto" w:val="clear"/>
+            <w:tcMar>
+              <w:top w:type="dxa" w:w="170"/>
+              <w:left w:type="dxa" w:w="170"/>
+              <w:bottom w:type="dxa" w:w="170"/>
+              <w:right w:type="dxa" w:w="170"/>
+            </w:tcMar>
+            <w:vAlign w:val="center"/>
+          </w:tcPr>
+          <w:p>
+            <w:pPr>
+              <w:jc w:val="left"/>
+            </w:pPr>
+            <w:r>
+              <w:rPr>
+                <w:rFonts w:ascii="NanumGothic" w:cs="NanumGothic" w:eastAsia="NanumGothic" w:hAnsi="NanumGothic"/>
+                <w:sz w:val="20"/>
+                <w:szCs w:val="20"/>
+              </w:rPr>
+              <w:t xml:space="preserve"/>
+            </w:r>
+          </w:p>
+        </w:tc>
+        <w:tc>
+          <w:tcPr>
+            <w:tcW w:type="dxa" w:w="1927"/>
+            <w:tcBorders>
+              <w:top w:val="single" w:color="000000" w:sz="4"/>
+              <w:left w:val="single" w:color="000000" w:sz="4"/>
+              <w:bottom w:val="single" w:color="000000" w:sz="4"/>
+              <w:right w:val="single" w:color="000000" w:sz="4"/>
+            </w:tcBorders>
+            <w:shd w:fill="ffffff" w:color="auto" w:val="clear"/>
+            <w:tcMar>
+              <w:top w:type="dxa" w:w="170"/>
+              <w:left w:type="dxa" w:w="170"/>
+              <w:bottom w:type="dxa" w:w="170"/>
+              <w:right w:type="dxa" w:w="170"/>
+            </w:tcMar>
+            <w:vAlign w:val="center"/>
+          </w:tcPr>
+          <w:p>
+            <w:pPr>
+              <w:jc w:val="left"/>
+            </w:pPr>
+            <w:r>
+              <w:rPr>
+                <w:rFonts w:ascii="NanumGothic" w:cs="NanumGothic" w:eastAsia="NanumGothic" w:hAnsi="NanumGothic"/>
+                <w:sz w:val="20"/>
+                <w:szCs w:val="20"/>
+              </w:rPr>
+              <w:t xml:space="preserve"/>
+            </w:r>
+          </w:p>
+        </w:tc>
+        <w:tc>
+          <w:tcPr>
+            <w:tcW w:type="dxa" w:w="2267"/>
             <w:tcBorders>
               <w:top w:val="single" w:color="000000" w:sz="4"/>
               <w:left w:val="single" w:color="000000" w:sz="4"/>
@@ -2576,7 +2576,7 @@
         </w:trPr>
         <w:tc>
           <w:tcPr>
-            <w:tcW w:type="dxa" w:w="1247"/>
+            <w:tcW w:type="dxa" w:w="566"/>
             <w:tcBorders>
               <w:top w:val="single" w:color="000000" w:sz="4"/>
               <w:left w:val="single" w:color="000000" w:sz="4"/>
@@ -2608,7 +2608,7 @@
         </w:tc>
         <w:tc>
           <w:tcPr>
-            <w:tcW w:type="dxa" w:w="2834"/>
+            <w:tcW w:type="dxa" w:w="3061"/>
             <w:tcBorders>
               <w:top w:val="single" w:color="000000" w:sz="4"/>
               <w:left w:val="single" w:color="000000" w:sz="4"/>
@@ -2640,7 +2640,7 @@
         </w:tc>
         <w:tc>
           <w:tcPr>
-            <w:tcW w:type="dxa" w:w="1700"/>
+            <w:tcW w:type="dxa" w:w="1814"/>
             <w:tcBorders>
               <w:top w:val="single" w:color="000000" w:sz="4"/>
               <w:left w:val="single" w:color="000000" w:sz="4"/>
@@ -2672,7 +2672,7 @@
         </w:tc>
         <w:tc>
           <w:tcPr>
-            <w:tcW w:type="dxa" w:w="1700"/>
+            <w:tcW w:type="dxa" w:w="1927"/>
             <w:tcBorders>
               <w:top w:val="single" w:color="000000" w:sz="4"/>
               <w:left w:val="single" w:color="000000" w:sz="4"/>
@@ -2704,7 +2704,7 @@
         </w:tc>
         <w:tc>
           <w:tcPr>
-            <w:tcW w:type="dxa" w:w="2154"/>
+            <w:tcW w:type="dxa" w:w="2267"/>
             <w:tcBorders>
               <w:top w:val="single" w:color="000000" w:sz="4"/>
               <w:left w:val="single" w:color="000000" w:sz="4"/>
@@ -2741,135 +2741,135 @@
         </w:trPr>
         <w:tc>
           <w:tcPr>
-            <w:tcW w:type="dxa" w:w="1247"/>
-            <w:tcBorders>
-              <w:top w:val="single" w:color="000000" w:sz="4"/>
-              <w:left w:val="single" w:color="000000" w:sz="4"/>
-              <w:bottom w:val="single" w:color="000000" w:sz="4"/>
-              <w:right w:val="single" w:color="000000" w:sz="4"/>
-            </w:tcBorders>
-            <w:shd w:fill="ffffff" w:color="auto" w:val="clear"/>
-            <w:tcMar>
-              <w:top w:type="dxa" w:w="170"/>
-              <w:left w:type="dxa" w:w="170"/>
-              <w:bottom w:type="dxa" w:w="170"/>
-              <w:right w:type="dxa" w:w="170"/>
-            </w:tcMar>
-            <w:vAlign w:val="center"/>
-          </w:tcPr>
-          <w:p>
-            <w:pPr>
-              <w:jc w:val="left"/>
-            </w:pPr>
-            <w:r>
-              <w:rPr>
-                <w:rFonts w:ascii="NanumGothic" w:cs="NanumGothic" w:eastAsia="NanumGothic" w:hAnsi="NanumGothic"/>
-                <w:sz w:val="20"/>
-                <w:szCs w:val="20"/>
-              </w:rPr>
-              <w:t xml:space="preserve"/>
-            </w:r>
-          </w:p>
-        </w:tc>
-        <w:tc>
-          <w:tcPr>
-            <w:tcW w:type="dxa" w:w="2834"/>
-            <w:tcBorders>
-              <w:top w:val="single" w:color="000000" w:sz="4"/>
-              <w:left w:val="single" w:color="000000" w:sz="4"/>
-              <w:bottom w:val="single" w:color="000000" w:sz="4"/>
-              <w:right w:val="single" w:color="000000" w:sz="4"/>
-            </w:tcBorders>
-            <w:shd w:fill="ffffff" w:color="auto" w:val="clear"/>
-            <w:tcMar>
-              <w:top w:type="dxa" w:w="170"/>
-              <w:left w:type="dxa" w:w="170"/>
-              <w:bottom w:type="dxa" w:w="170"/>
-              <w:right w:type="dxa" w:w="170"/>
-            </w:tcMar>
-            <w:vAlign w:val="center"/>
-          </w:tcPr>
-          <w:p>
-            <w:pPr>
-              <w:jc w:val="left"/>
-            </w:pPr>
-            <w:r>
-              <w:rPr>
-                <w:rFonts w:ascii="NanumGothic" w:cs="NanumGothic" w:eastAsia="NanumGothic" w:hAnsi="NanumGothic"/>
-                <w:sz w:val="20"/>
-                <w:szCs w:val="20"/>
-              </w:rPr>
-              <w:t xml:space="preserve"/>
-            </w:r>
-          </w:p>
-        </w:tc>
-        <w:tc>
-          <w:tcPr>
-            <w:tcW w:type="dxa" w:w="1700"/>
-            <w:tcBorders>
-              <w:top w:val="single" w:color="000000" w:sz="4"/>
-              <w:left w:val="single" w:color="000000" w:sz="4"/>
-              <w:bottom w:val="single" w:color="000000" w:sz="4"/>
-              <w:right w:val="single" w:color="000000" w:sz="4"/>
-            </w:tcBorders>
-            <w:shd w:fill="ffffff" w:color="auto" w:val="clear"/>
-            <w:tcMar>
-              <w:top w:type="dxa" w:w="170"/>
-              <w:left w:type="dxa" w:w="170"/>
-              <w:bottom w:type="dxa" w:w="170"/>
-              <w:right w:type="dxa" w:w="170"/>
-            </w:tcMar>
-            <w:vAlign w:val="center"/>
-          </w:tcPr>
-          <w:p>
-            <w:pPr>
-              <w:jc w:val="left"/>
-            </w:pPr>
-            <w:r>
-              <w:rPr>
-                <w:rFonts w:ascii="NanumGothic" w:cs="NanumGothic" w:eastAsia="NanumGothic" w:hAnsi="NanumGothic"/>
-                <w:sz w:val="20"/>
-                <w:szCs w:val="20"/>
-              </w:rPr>
-              <w:t xml:space="preserve"/>
-            </w:r>
-          </w:p>
-        </w:tc>
-        <w:tc>
-          <w:tcPr>
-            <w:tcW w:type="dxa" w:w="1700"/>
-            <w:tcBorders>
-              <w:top w:val="single" w:color="000000" w:sz="4"/>
-              <w:left w:val="single" w:color="000000" w:sz="4"/>
-              <w:bottom w:val="single" w:color="000000" w:sz="4"/>
-              <w:right w:val="single" w:color="000000" w:sz="4"/>
-            </w:tcBorders>
-            <w:shd w:fill="ffffff" w:color="auto" w:val="clear"/>
-            <w:tcMar>
-              <w:top w:type="dxa" w:w="170"/>
-              <w:left w:type="dxa" w:w="170"/>
-              <w:bottom w:type="dxa" w:w="170"/>
-              <w:right w:type="dxa" w:w="170"/>
-            </w:tcMar>
-            <w:vAlign w:val="center"/>
-          </w:tcPr>
-          <w:p>
-            <w:pPr>
-              <w:jc w:val="left"/>
-            </w:pPr>
-            <w:r>
-              <w:rPr>
-                <w:rFonts w:ascii="NanumGothic" w:cs="NanumGothic" w:eastAsia="NanumGothic" w:hAnsi="NanumGothic"/>
-                <w:sz w:val="20"/>
-                <w:szCs w:val="20"/>
-              </w:rPr>
-              <w:t xml:space="preserve"/>
-            </w:r>
-          </w:p>
-        </w:tc>
-        <w:tc>
-          <w:tcPr>
-            <w:tcW w:type="dxa" w:w="2154"/>
+            <w:tcW w:type="dxa" w:w="566"/>
+            <w:tcBorders>
+              <w:top w:val="single" w:color="000000" w:sz="4"/>
+              <w:left w:val="single" w:color="000000" w:sz="4"/>
+              <w:bottom w:val="single" w:color="000000" w:sz="4"/>
+              <w:right w:val="single" w:color="000000" w:sz="4"/>
+            </w:tcBorders>
+            <w:shd w:fill="ffffff" w:color="auto" w:val="clear"/>
+            <w:tcMar>
+              <w:top w:type="dxa" w:w="170"/>
+              <w:left w:type="dxa" w:w="170"/>
+              <w:bottom w:type="dxa" w:w="170"/>
+              <w:right w:type="dxa" w:w="170"/>
+            </w:tcMar>
+            <w:vAlign w:val="center"/>
+          </w:tcPr>
+          <w:p>
+            <w:pPr>
+              <w:jc w:val="left"/>
+            </w:pPr>
+            <w:r>
+              <w:rPr>
+                <w:rFonts w:ascii="NanumGothic" w:cs="NanumGothic" w:eastAsia="NanumGothic" w:hAnsi="NanumGothic"/>
+                <w:sz w:val="20"/>
+                <w:szCs w:val="20"/>
+              </w:rPr>
+              <w:t xml:space="preserve"/>
+            </w:r>
+          </w:p>
+        </w:tc>
+        <w:tc>
+          <w:tcPr>
+            <w:tcW w:type="dxa" w:w="3061"/>
+            <w:tcBorders>
+              <w:top w:val="single" w:color="000000" w:sz="4"/>
+              <w:left w:val="single" w:color="000000" w:sz="4"/>
+              <w:bottom w:val="single" w:color="000000" w:sz="4"/>
+              <w:right w:val="single" w:color="000000" w:sz="4"/>
+            </w:tcBorders>
+            <w:shd w:fill="ffffff" w:color="auto" w:val="clear"/>
+            <w:tcMar>
+              <w:top w:type="dxa" w:w="170"/>
+              <w:left w:type="dxa" w:w="170"/>
+              <w:bottom w:type="dxa" w:w="170"/>
+              <w:right w:type="dxa" w:w="170"/>
+            </w:tcMar>
+            <w:vAlign w:val="center"/>
+          </w:tcPr>
+          <w:p>
+            <w:pPr>
+              <w:jc w:val="left"/>
+            </w:pPr>
+            <w:r>
+              <w:rPr>
+                <w:rFonts w:ascii="NanumGothic" w:cs="NanumGothic" w:eastAsia="NanumGothic" w:hAnsi="NanumGothic"/>
+                <w:sz w:val="20"/>
+                <w:szCs w:val="20"/>
+              </w:rPr>
+              <w:t xml:space="preserve"/>
+            </w:r>
+          </w:p>
+        </w:tc>
+        <w:tc>
+          <w:tcPr>
+            <w:tcW w:type="dxa" w:w="1814"/>
+            <w:tcBorders>
+              <w:top w:val="single" w:color="000000" w:sz="4"/>
+              <w:left w:val="single" w:color="000000" w:sz="4"/>
+              <w:bottom w:val="single" w:color="000000" w:sz="4"/>
+              <w:right w:val="single" w:color="000000" w:sz="4"/>
+            </w:tcBorders>
+            <w:shd w:fill="ffffff" w:color="auto" w:val="clear"/>
+            <w:tcMar>
+              <w:top w:type="dxa" w:w="170"/>
+              <w:left w:type="dxa" w:w="170"/>
+              <w:bottom w:type="dxa" w:w="170"/>
+              <w:right w:type="dxa" w:w="170"/>
+            </w:tcMar>
+            <w:vAlign w:val="center"/>
+          </w:tcPr>
+          <w:p>
+            <w:pPr>
+              <w:jc w:val="left"/>
+            </w:pPr>
+            <w:r>
+              <w:rPr>
+                <w:rFonts w:ascii="NanumGothic" w:cs="NanumGothic" w:eastAsia="NanumGothic" w:hAnsi="NanumGothic"/>
+                <w:sz w:val="20"/>
+                <w:szCs w:val="20"/>
+              </w:rPr>
+              <w:t xml:space="preserve"/>
+            </w:r>
+          </w:p>
+        </w:tc>
+        <w:tc>
+          <w:tcPr>
+            <w:tcW w:type="dxa" w:w="1927"/>
+            <w:tcBorders>
+              <w:top w:val="single" w:color="000000" w:sz="4"/>
+              <w:left w:val="single" w:color="000000" w:sz="4"/>
+              <w:bottom w:val="single" w:color="000000" w:sz="4"/>
+              <w:right w:val="single" w:color="000000" w:sz="4"/>
+            </w:tcBorders>
+            <w:shd w:fill="ffffff" w:color="auto" w:val="clear"/>
+            <w:tcMar>
+              <w:top w:type="dxa" w:w="170"/>
+              <w:left w:type="dxa" w:w="170"/>
+              <w:bottom w:type="dxa" w:w="170"/>
+              <w:right w:type="dxa" w:w="170"/>
+            </w:tcMar>
+            <w:vAlign w:val="center"/>
+          </w:tcPr>
+          <w:p>
+            <w:pPr>
+              <w:jc w:val="left"/>
+            </w:pPr>
+            <w:r>
+              <w:rPr>
+                <w:rFonts w:ascii="NanumGothic" w:cs="NanumGothic" w:eastAsia="NanumGothic" w:hAnsi="NanumGothic"/>
+                <w:sz w:val="20"/>
+                <w:szCs w:val="20"/>
+              </w:rPr>
+              <w:t xml:space="preserve"/>
+            </w:r>
+          </w:p>
+        </w:tc>
+        <w:tc>
+          <w:tcPr>
+            <w:tcW w:type="dxa" w:w="2267"/>
             <w:tcBorders>
               <w:top w:val="single" w:color="000000" w:sz="4"/>
               <w:left w:val="single" w:color="000000" w:sz="4"/>
